--- a/NoteNest_Major_Project_Report.docx
+++ b/NoteNest_Major_Project_Report.docx
@@ -7,8 +7,11 @@
         <w:jc w:val="center"/>
       </w:pPr>
       <w:r>
+        <w:rPr>
+          <w:noProof/>
+        </w:rPr>
         <w:drawing>
-          <wp:inline distT="0" distB="0" distL="0" distR="0">
+          <wp:inline distT="0" distB="0" distL="0" distR="0" wp14:anchorId="510B81BF" wp14:editId="417D6F41">
             <wp:extent cx="1188720" cy="1118795"/>
             <wp:effectExtent l="0" t="0" r="0" b="0"/>
             <wp:docPr id="101" name="College Logo"/>
@@ -23,7 +26,7 @@
                     <pic:cNvPicPr/>
                   </pic:nvPicPr>
                   <pic:blipFill>
-                    <a:blip r:embed="rIdLogo"/>
+                    <a:blip r:embed="rId7"/>
                     <a:stretch>
                       <a:fillRect/>
                     </a:stretch>
@@ -74,152 +77,9 @@
           <w:sz w:val="32"/>
           <w:szCs w:val="32"/>
         </w:rPr>
-        <w:t>“NoteNest: A Web-Based Note-Taking Application with Admin Panel”</w:t>
-      </w:r>
-    </w:p>
-    <w:p/>
-    <w:p/>
-    <w:p/>
-    <w:p>
-      <w:pPr>
-        <w:spacing w:after="0"/>
-        <w:jc w:val="center"/>
-      </w:pPr>
-      <w:r>
-        <w:t xml:space="preserve">Submitted in partial fulfillment of the requirements for the</w:t>
-      </w:r>
-    </w:p>
-    <w:p>
-      <w:pPr>
-        <w:jc w:val="center"/>
-      </w:pPr>
-      <w:r>
-        <w:t xml:space="preserve">Degree of Diploma in Computer Engineering</w:t>
-      </w:r>
-    </w:p>
-    <w:p/>
-    <w:p/>
-    <w:p/>
-    <w:p/>
-    <w:p>
-      <w:pPr>
-        <w:spacing w:after="0"/>
-        <w:jc w:val="center"/>
-      </w:pPr>
-      <w:r>
-        <w:rPr>
-          <w:b/>
-          <w:bCs/>
-        </w:rPr>
-        <w:t>Sudip Neupane</w:t>
-      </w:r>
-    </w:p>
-    <w:p>
-      <w:pPr>
-        <w:spacing w:after="0"/>
-        <w:jc w:val="center"/>
-      </w:pPr>
-      <w:r>
-        <w:rPr>
-          <w:b/>
-          <w:bCs/>
-        </w:rPr>
-        <w:t>Umesh Budha</w:t>
-      </w:r>
-    </w:p>
-    <w:p>
-      <w:pPr>
-        <w:spacing w:after="0"/>
-        <w:jc w:val="center"/>
-      </w:pPr>
-      <w:r>
-        <w:rPr>
-          <w:b/>
-          <w:bCs/>
-        </w:rPr>
-        <w:t>Nabi Akhtar Khan</w:t>
-      </w:r>
-    </w:p>
-    <w:p>
-      <w:pPr>
-        <w:jc w:val="center"/>
-      </w:pPr>
-      <w:r>
-        <w:t>[Symbol No. – Sudip Neupane]</w:t>
-      </w:r>
-    </w:p>
-    <w:p>
-      <w:pPr>
-        <w:jc w:val="center"/>
-      </w:pPr>
-      <w:r>
-        <w:t>[Symbol No. – Umesh Budha]</w:t>
-      </w:r>
-    </w:p>
-    <w:p>
-      <w:pPr>
-        <w:jc w:val="center"/>
-      </w:pPr>
-      <w:r>
-        <w:t>[Symbol No. – Nabi Akhtar Khan]</w:t>
-      </w:r>
-    </w:p>
-    <w:p>
-      <w:pPr>
-        <w:spacing w:after="0"/>
-        <w:jc w:val="center"/>
-      </w:pPr>
-      <w:r>
-        <w:rPr>
-          <w:b/>
-          <w:bCs/>
-        </w:rPr>
-        <w:t>Department of Computer Engineering</w:t>
-      </w:r>
-    </w:p>
-    <w:p>
-      <w:pPr>
-        <w:spacing w:after="0"/>
-        <w:jc w:val="center"/>
-      </w:pPr>
-      <w:r>
-        <w:rPr>
-          <w:b/>
-          <w:bCs/>
-        </w:rPr>
-        <w:t>Kathmandu Institute of Technology</w:t>
-      </w:r>
-    </w:p>
-    <w:p>
-      <w:pPr>
-        <w:spacing w:after="0"/>
-        <w:jc w:val="center"/>
-      </w:pPr>
-      <w:r>
-        <w:rPr>
-          <w:b/>
-          <w:bCs/>
-        </w:rPr>
-        <w:t>Council for Technical Education and Vocational Training (CTEVT)</w:t>
-      </w:r>
-    </w:p>
-    <w:p>
-      <w:pPr>
-        <w:jc w:val="center"/>
-      </w:pPr>
-      <w:r>
-        <w:t>Shrawan, 2083</w:t>
-      </w:r>
-    </w:p>
-    <w:p>
-      <w:r>
-        <w:br w:type="page"/>
-      </w:r>
-    </w:p>
-    <w:p>
-      <w:pPr>
-        <w:jc w:val="center"/>
-      </w:pPr>
+        <w:t>“</w:t>
+      </w:r>
+      <w:proofErr w:type="spellStart"/>
       <w:r>
         <w:rPr>
           <w:b/>
@@ -227,102 +87,9 @@
           <w:sz w:val="32"/>
           <w:szCs w:val="32"/>
         </w:rPr>
-        <w:t>“NoteNest: A Web-Based Note-Taking Application with Admin Panel”</w:t>
-      </w:r>
-    </w:p>
-    <w:p/>
-    <w:p/>
-    <w:p>
-      <w:pPr>
-        <w:jc w:val="center"/>
-      </w:pPr>
-      <w:r>
-        <w:rPr>
-          <w:b/>
-          <w:bCs/>
-        </w:rPr>
-        <w:t>A PROJECT REPORT</w:t>
-      </w:r>
-    </w:p>
-    <w:p/>
-    <w:p>
-      <w:r>
-        <w:t>Submitted by:</w:t>
-      </w:r>
-    </w:p>
-    <w:p>
-      <w:r>
-        <w:t>Sudip Neupane – [Symbol No.]</w:t>
-      </w:r>
-    </w:p>
-    <w:p>
-      <w:r>
-        <w:t>Umesh Budha – [Symbol No.]</w:t>
-      </w:r>
-    </w:p>
-    <w:p>
-      <w:r>
-        <w:t>Nabi Akhtar Khan – [Symbol No.]</w:t>
-      </w:r>
-    </w:p>
-    <w:p/>
-    <w:p>
-      <w:r>
-        <w:t>Submitted to:</w:t>
-      </w:r>
-    </w:p>
-    <w:p>
-      <w:r>
-        <w:t>Department of Computer Engineering</w:t>
-      </w:r>
-    </w:p>
-    <w:p>
-      <w:r>
-        <w:t>Kathmandu Institute of Technology</w:t>
-      </w:r>
-    </w:p>
-    <w:p/>
-    <w:p/>
-    <w:p/>
-    <w:p>
-      <w:pPr>
-        <w:spacing w:after="0"/>
-        <w:jc w:val="center"/>
-      </w:pPr>
-      <w:r>
-        <w:t>In partial fulfillment of the requirements for the degree of</w:t>
-      </w:r>
-    </w:p>
-    <w:p>
-      <w:pPr>
-        <w:jc w:val="center"/>
-      </w:pPr>
-      <w:r>
-        <w:rPr>
-          <w:b/>
-          <w:bCs/>
-        </w:rPr>
-        <w:t>Diploma in Computer Engineering</w:t>
-      </w:r>
-    </w:p>
-    <w:p/>
-    <w:p>
-      <w:pPr>
-        <w:jc w:val="center"/>
-      </w:pPr>
-      <w:r>
-        <w:t>Shrawan, 2083</w:t>
-      </w:r>
-    </w:p>
-    <w:p>
-      <w:r>
-        <w:br w:type="page"/>
-      </w:r>
-    </w:p>
-    <w:p>
-      <w:pPr>
-        <w:jc w:val="center"/>
-      </w:pPr>
+        <w:t>NoteNest</w:t>
+      </w:r>
+      <w:proofErr w:type="spellEnd"/>
       <w:r>
         <w:rPr>
           <w:b/>
@@ -330,70 +97,185 @@
           <w:sz w:val="32"/>
           <w:szCs w:val="32"/>
         </w:rPr>
-        <w:t>CERTIFICATE OF APPROVAL</w:t>
-      </w:r>
-    </w:p>
-    <w:p/>
-    <w:p>
-      <w:pPr>
-        <w:jc w:val="both"/>
-      </w:pPr>
-      <w:r>
-        <w:t xml:space="preserve">The undersigned certify that they have read, and recommended to the Department of Computer Engineering for acceptance, a project report entitled “NoteNest: A Web-Based Note-Taking Application with Admin Panel” submitted by Sudip Neupane, Umesh Budha, and Nabi Akhtar Khan in partial fulfillment of the requirements for the degree of Diploma in Computer Engineering.</w:t>
+        <w:t>: A Web-Based Note-Taking Application with Admin Panel”</w:t>
       </w:r>
     </w:p>
     <w:p/>
     <w:p/>
     <w:p/>
     <w:p>
-      <w:r>
-        <w:t>_______________________________</w:t>
-      </w:r>
-    </w:p>
-    <w:p>
-      <w:r>
-        <w:t>Supervisor</w:t>
-      </w:r>
-    </w:p>
-    <w:p>
-      <w:r>
-        <w:t>Akash GC, Department of Computer Engineering</w:t>
+      <w:pPr>
+        <w:spacing w:after="0"/>
+        <w:jc w:val="center"/>
+      </w:pPr>
+      <w:r>
+        <w:t>Submitted in partial fulfillment of the requirements for the</w:t>
+      </w:r>
+    </w:p>
+    <w:p>
+      <w:pPr>
+        <w:jc w:val="center"/>
+      </w:pPr>
+      <w:r>
+        <w:t>Degree of Diploma in Computer Engineering</w:t>
       </w:r>
     </w:p>
     <w:p/>
     <w:p/>
     <w:p>
-      <w:r>
-        <w:t>_______________________________</w:t>
-      </w:r>
-    </w:p>
-    <w:p>
-      <w:r>
-        <w:t>External Examiner</w:t>
+      <w:pPr>
+        <w:spacing w:after="0"/>
+        <w:jc w:val="center"/>
+      </w:pPr>
+      <w:r>
+        <w:rPr>
+          <w:b/>
+          <w:bCs/>
+        </w:rPr>
+        <w:t>Sudip Neupane</w:t>
+      </w:r>
+    </w:p>
+    <w:p>
+      <w:pPr>
+        <w:spacing w:after="0"/>
+        <w:jc w:val="center"/>
+      </w:pPr>
+      <w:r>
+        <w:rPr>
+          <w:b/>
+          <w:bCs/>
+        </w:rPr>
+        <w:t>Umesh Budha</w:t>
+      </w:r>
+    </w:p>
+    <w:p>
+      <w:pPr>
+        <w:spacing w:after="0"/>
+        <w:jc w:val="center"/>
+      </w:pPr>
+      <w:r>
+        <w:rPr>
+          <w:b/>
+          <w:bCs/>
+        </w:rPr>
+        <w:t>Nabi Akhtar Khan</w:t>
+      </w:r>
+    </w:p>
+    <w:p>
+      <w:pPr>
+        <w:jc w:val="center"/>
+      </w:pPr>
+      <w:r>
+        <w:t>[</w:t>
+      </w:r>
+      <w:r>
+        <w:t>16</w:t>
+      </w:r>
+      <w:r>
+        <w:t xml:space="preserve"> – Sudip Neupane]</w:t>
+      </w:r>
+    </w:p>
+    <w:p>
+      <w:pPr>
+        <w:jc w:val="center"/>
+      </w:pPr>
+      <w:r>
+        <w:t>[</w:t>
+      </w:r>
+      <w:r>
+        <w:t>17</w:t>
+      </w:r>
+      <w:r>
+        <w:t xml:space="preserve"> – Umesh Budha]</w:t>
+      </w:r>
+    </w:p>
+    <w:p>
+      <w:pPr>
+        <w:jc w:val="center"/>
+      </w:pPr>
+      <w:r>
+        <w:t>[</w:t>
+      </w:r>
+      <w:r>
+        <w:t>10</w:t>
+      </w:r>
+      <w:r>
+        <w:t xml:space="preserve"> – Nabi Akhtar Khan]</w:t>
+      </w:r>
+    </w:p>
+    <w:p>
+      <w:pPr>
+        <w:jc w:val="center"/>
+      </w:pPr>
+    </w:p>
+    <w:p>
+      <w:pPr>
+        <w:jc w:val="center"/>
+      </w:pPr>
+    </w:p>
+    <w:p>
+      <w:pPr>
+        <w:spacing w:after="0"/>
+        <w:jc w:val="center"/>
+      </w:pPr>
+      <w:r>
+        <w:rPr>
+          <w:b/>
+          <w:bCs/>
+        </w:rPr>
+        <w:t>Department of Computer Engineering</w:t>
+      </w:r>
+    </w:p>
+    <w:p>
+      <w:pPr>
+        <w:spacing w:after="0"/>
+        <w:jc w:val="center"/>
+      </w:pPr>
+      <w:r>
+        <w:rPr>
+          <w:b/>
+          <w:bCs/>
+        </w:rPr>
+        <w:t>Kathmandu Institute of Technology</w:t>
+      </w:r>
+    </w:p>
+    <w:p>
+      <w:pPr>
+        <w:spacing w:after="0"/>
+        <w:jc w:val="center"/>
+        <w:rPr>
+          <w:b/>
+          <w:bCs/>
+        </w:rPr>
+      </w:pPr>
+      <w:r>
+        <w:rPr>
+          <w:b/>
+          <w:bCs/>
+        </w:rPr>
+        <w:t>Council for Technical Education and Vocational Training (CTEVT)</w:t>
+      </w:r>
+    </w:p>
+    <w:p>
+      <w:pPr>
+        <w:spacing w:after="0"/>
+        <w:jc w:val="center"/>
+      </w:pPr>
+    </w:p>
+    <w:p>
+      <w:pPr>
+        <w:jc w:val="center"/>
+      </w:pPr>
+      <w:proofErr w:type="spellStart"/>
+      <w:r>
+        <w:t>Shrawan</w:t>
+      </w:r>
+      <w:proofErr w:type="spellEnd"/>
+      <w:r>
+        <w:t>, 2083</w:t>
       </w:r>
     </w:p>
     <w:p/>
-    <w:p/>
-    <w:p>
-      <w:r>
-        <w:t>_______________________________</w:t>
-      </w:r>
-    </w:p>
-    <w:p>
-      <w:r>
-        <w:t>Head of Department</w:t>
-      </w:r>
-    </w:p>
-    <w:p>
-      <w:r>
-        <w:t>Department of Computer Engineering</w:t>
-      </w:r>
-    </w:p>
-    <w:p>
-      <w:r>
-        <w:br w:type="page"/>
-      </w:r>
-    </w:p>
     <w:p>
       <w:pPr>
         <w:jc w:val="center"/>
@@ -405,35 +287,9 @@
           <w:sz w:val="32"/>
           <w:szCs w:val="32"/>
         </w:rPr>
-        <w:t>ACKNOWLEDGMENT</w:t>
-      </w:r>
-    </w:p>
-    <w:p/>
-    <w:p>
-      <w:pPr>
-        <w:jc w:val="both"/>
-      </w:pPr>
-      <w:r>
-        <w:t>We would like to express our sincere gratitude to our project supervisor, Akash GC, for the continuous guidance, valuable suggestions, and encouragement throughout the development of this project, “NoteNest”.</w:t>
-      </w:r>
-    </w:p>
-    <w:p>
-      <w:pPr>
-        <w:jc w:val="both"/>
-      </w:pPr>
-      <w:r>
-        <w:t>We are also thankful to the Department of Computer Engineering, Kathmandu Institute of Technology, for providing the resources and environment necessary to complete this project. Finally, we extend our gratitude to our family and friends for their constant support and motivation.</w:t>
-      </w:r>
-    </w:p>
-    <w:p>
-      <w:r>
-        <w:br w:type="page"/>
-      </w:r>
-    </w:p>
-    <w:p>
-      <w:pPr>
-        <w:jc w:val="center"/>
-      </w:pPr>
+        <w:t>“</w:t>
+      </w:r>
+      <w:proofErr w:type="spellStart"/>
       <w:r>
         <w:rPr>
           <w:b/>
@@ -441,43 +297,9 @@
           <w:sz w:val="32"/>
           <w:szCs w:val="32"/>
         </w:rPr>
-        <w:t>EXECUTIVE SUMMARY</w:t>
-      </w:r>
-    </w:p>
-    <w:p/>
-    <w:p>
-      <w:pPr>
-        <w:jc w:val="both"/>
-      </w:pPr>
-      <w:r>
-        <w:t>NoteNest is a web-based note-taking application, with an accompanying admin panel, designed to give individual users a simple, reliable place to create and organize their notes while giving administrators the tools to oversee the platform. The system allows administrators to view usage statistics, manage user accounts and roles, moderate all notes, review a role-change audit log, and export data to CSV, while regular users can register, log in, and create, tag, favorite, pin, and delete their own notes.</w:t>
-      </w:r>
-    </w:p>
-    <w:p>
-      <w:pPr>
-        <w:jc w:val="both"/>
-      </w:pPr>
-      <w:r>
-        <w:t>This report presents the complete development lifecycle of the project, including the problem background, objectives, scope, feasibility study, system requirements, related literature, design methodology, implementation details, testing results, and conclusions drawn from the project. The system was developed using the MERN-style stack (React, Express.js, MongoDB, and Node.js) and follows an Incremental Model of development.</w:t>
-      </w:r>
-    </w:p>
-    <w:p>
-      <w:pPr>
-        <w:jc w:val="both"/>
-      </w:pPr>
-      <w:r>
-        <w:t>The final system successfully meets its stated objectives, providing a reliable, secure, and user-friendly platform for personal note management with administrative oversight, with recommendations for further enhancements outlined in the concluding chapter.</w:t>
-      </w:r>
-    </w:p>
-    <w:p>
-      <w:r>
-        <w:br w:type="page"/>
-      </w:r>
-    </w:p>
-    <w:p>
-      <w:pPr>
-        <w:jc w:val="center"/>
-      </w:pPr>
+        <w:t>NoteNest</w:t>
+      </w:r>
+      <w:proofErr w:type="spellEnd"/>
       <w:r>
         <w:rPr>
           <w:b/>
@@ -485,6 +307,303 @@
           <w:sz w:val="32"/>
           <w:szCs w:val="32"/>
         </w:rPr>
+        <w:t>: A Web-Based Note-Taking Application with Admin Panel”</w:t>
+      </w:r>
+    </w:p>
+    <w:p/>
+    <w:p/>
+    <w:p>
+      <w:pPr>
+        <w:jc w:val="center"/>
+      </w:pPr>
+      <w:r>
+        <w:rPr>
+          <w:b/>
+          <w:bCs/>
+        </w:rPr>
+        <w:t>A PROJECT REPORT</w:t>
+      </w:r>
+    </w:p>
+    <w:p/>
+    <w:p>
+      <w:r>
+        <w:t>Submitted by:</w:t>
+      </w:r>
+    </w:p>
+    <w:p>
+      <w:r>
+        <w:t xml:space="preserve">Sudip Neupane – </w:t>
+      </w:r>
+      <w:r>
+        <w:t>16</w:t>
+      </w:r>
+    </w:p>
+    <w:p>
+      <w:r>
+        <w:t xml:space="preserve">Umesh Budha – </w:t>
+      </w:r>
+      <w:r>
+        <w:t>17</w:t>
+      </w:r>
+    </w:p>
+    <w:p>
+      <w:r>
+        <w:t xml:space="preserve">Nabi Akhtar Khan – </w:t>
+      </w:r>
+      <w:r>
+        <w:t>10</w:t>
+      </w:r>
+    </w:p>
+    <w:p/>
+    <w:p>
+      <w:r>
+        <w:t>Submitted to:</w:t>
+      </w:r>
+    </w:p>
+    <w:p>
+      <w:r>
+        <w:t>Department of Computer Engineering</w:t>
+      </w:r>
+    </w:p>
+    <w:p>
+      <w:r>
+        <w:t>Kathmandu Institute of Technology</w:t>
+      </w:r>
+    </w:p>
+    <w:p/>
+    <w:p/>
+    <w:p/>
+    <w:p>
+      <w:pPr>
+        <w:spacing w:after="0"/>
+        <w:jc w:val="center"/>
+      </w:pPr>
+      <w:r>
+        <w:t>In partial fulfillment of the requirements for the degree of</w:t>
+      </w:r>
+    </w:p>
+    <w:p>
+      <w:pPr>
+        <w:jc w:val="center"/>
+      </w:pPr>
+      <w:r>
+        <w:rPr>
+          <w:b/>
+          <w:bCs/>
+        </w:rPr>
+        <w:t>Diploma in Computer Engineering</w:t>
+      </w:r>
+    </w:p>
+    <w:p/>
+    <w:p>
+      <w:pPr>
+        <w:jc w:val="center"/>
+      </w:pPr>
+      <w:proofErr w:type="spellStart"/>
+      <w:r>
+        <w:t>Shrawan</w:t>
+      </w:r>
+      <w:proofErr w:type="spellEnd"/>
+      <w:r>
+        <w:t>, 2083</w:t>
+      </w:r>
+    </w:p>
+    <w:p>
+      <w:r>
+        <w:br w:type="page"/>
+      </w:r>
+    </w:p>
+    <w:p>
+      <w:pPr>
+        <w:jc w:val="center"/>
+      </w:pPr>
+      <w:r>
+        <w:rPr>
+          <w:b/>
+          <w:bCs/>
+          <w:sz w:val="32"/>
+          <w:szCs w:val="32"/>
+        </w:rPr>
+        <w:lastRenderedPageBreak/>
+        <w:t>CERTIFICATE OF APPROVAL</w:t>
+      </w:r>
+    </w:p>
+    <w:p/>
+    <w:p>
+      <w:pPr>
+        <w:jc w:val="both"/>
+      </w:pPr>
+      <w:r>
+        <w:t>The undersigned certify that they have read, and recommended to the Department of Computer Engineering for acceptance, a project report entitled “</w:t>
+      </w:r>
+      <w:proofErr w:type="spellStart"/>
+      <w:r>
+        <w:t>NoteNest</w:t>
+      </w:r>
+      <w:proofErr w:type="spellEnd"/>
+      <w:r>
+        <w:t>: A Web-Based Note-Taking Application with Admin Panel” submitted by Sudip Neupane, Umesh Budha, and Nabi Akhtar Khan in partial fulfillment of the requirements for the degree of Diploma in Computer Engineering.</w:t>
+      </w:r>
+    </w:p>
+    <w:p/>
+    <w:p/>
+    <w:p/>
+    <w:p>
+      <w:r>
+        <w:t>_______________________________</w:t>
+      </w:r>
+    </w:p>
+    <w:p>
+      <w:r>
+        <w:t>Supervisor</w:t>
+      </w:r>
+    </w:p>
+    <w:p>
+      <w:r>
+        <w:t>Akash GC, Department of Computer Engineering</w:t>
+      </w:r>
+    </w:p>
+    <w:p/>
+    <w:p/>
+    <w:p>
+      <w:r>
+        <w:t>_______________________________</w:t>
+      </w:r>
+    </w:p>
+    <w:p>
+      <w:r>
+        <w:t>External Examiner</w:t>
+      </w:r>
+    </w:p>
+    <w:p/>
+    <w:p/>
+    <w:p>
+      <w:r>
+        <w:t>_______________________________</w:t>
+      </w:r>
+    </w:p>
+    <w:p>
+      <w:r>
+        <w:t>Head of Department</w:t>
+      </w:r>
+    </w:p>
+    <w:p>
+      <w:r>
+        <w:t>Department of Computer Engineering</w:t>
+      </w:r>
+    </w:p>
+    <w:p>
+      <w:r>
+        <w:br w:type="page"/>
+      </w:r>
+    </w:p>
+    <w:p>
+      <w:pPr>
+        <w:jc w:val="center"/>
+      </w:pPr>
+      <w:r>
+        <w:rPr>
+          <w:b/>
+          <w:bCs/>
+          <w:sz w:val="32"/>
+          <w:szCs w:val="32"/>
+        </w:rPr>
+        <w:lastRenderedPageBreak/>
+        <w:t>ACKNOWLEDGMENT</w:t>
+      </w:r>
+    </w:p>
+    <w:p/>
+    <w:p>
+      <w:pPr>
+        <w:jc w:val="both"/>
+      </w:pPr>
+      <w:r>
+        <w:t>We would like to express our sincere gratitude to our project supervisor, Akash GC, for the continuous guidance, valuable suggestions, and encouragement throughout the development of this project, “</w:t>
+      </w:r>
+      <w:proofErr w:type="spellStart"/>
+      <w:r>
+        <w:t>NoteNest</w:t>
+      </w:r>
+      <w:proofErr w:type="spellEnd"/>
+      <w:r>
+        <w:t>”.</w:t>
+      </w:r>
+    </w:p>
+    <w:p>
+      <w:pPr>
+        <w:jc w:val="both"/>
+      </w:pPr>
+      <w:r>
+        <w:t>We are also thankful to the Department of Computer Engineering, Kathmandu Institute of Technology, for providing the resources and environment necessary to complete this project. Finally, we extend our gratitude to our family and friends for their constant support and motivation.</w:t>
+      </w:r>
+    </w:p>
+    <w:p>
+      <w:r>
+        <w:br w:type="page"/>
+      </w:r>
+    </w:p>
+    <w:p>
+      <w:pPr>
+        <w:jc w:val="center"/>
+      </w:pPr>
+      <w:r>
+        <w:rPr>
+          <w:b/>
+          <w:bCs/>
+          <w:sz w:val="32"/>
+          <w:szCs w:val="32"/>
+        </w:rPr>
+        <w:lastRenderedPageBreak/>
+        <w:t>EXECUTIVE SUMMARY</w:t>
+      </w:r>
+    </w:p>
+    <w:p/>
+    <w:p>
+      <w:pPr>
+        <w:jc w:val="both"/>
+      </w:pPr>
+      <w:proofErr w:type="spellStart"/>
+      <w:r>
+        <w:t>NoteNest</w:t>
+      </w:r>
+      <w:proofErr w:type="spellEnd"/>
+      <w:r>
+        <w:t xml:space="preserve"> is a web-based note-taking application, with an accompanying admin panel, designed to give individual users a simple, reliable place to create and organize their notes while giving administrators the tools to oversee the platform. The system allows administrators to view usage statistics, manage user accounts and roles, moderate all notes, review a role-change audit log, and export data to CSV, while regular users can register, log in, and create, tag, favorite, pin, and delete their own notes.</w:t>
+      </w:r>
+    </w:p>
+    <w:p>
+      <w:pPr>
+        <w:jc w:val="both"/>
+      </w:pPr>
+      <w:r>
+        <w:t>This report presents the complete development lifecycle of the project, including the problem background, objectives, scope, feasibility study, system requirements, related literature, design methodology, implementation details, testing results, and conclusions drawn from the project. The system was developed using the MERN-style stack (React, Express.js, MongoDB, and Node.js) and follows an Incremental Model of development.</w:t>
+      </w:r>
+    </w:p>
+    <w:p>
+      <w:pPr>
+        <w:jc w:val="both"/>
+      </w:pPr>
+      <w:r>
+        <w:t>The final system successfully meets its stated objectives, providing a reliable, secure, and user-friendly platform for personal note management with administrative oversight, with recommendations for further enhancements outlined in the concluding chapter.</w:t>
+      </w:r>
+    </w:p>
+    <w:p>
+      <w:r>
+        <w:br w:type="page"/>
+      </w:r>
+    </w:p>
+    <w:p>
+      <w:pPr>
+        <w:jc w:val="center"/>
+      </w:pPr>
+      <w:r>
+        <w:rPr>
+          <w:b/>
+          <w:bCs/>
+          <w:sz w:val="32"/>
+          <w:szCs w:val="32"/>
+        </w:rPr>
+        <w:lastRenderedPageBreak/>
         <w:t>TABLE OF CONTENTS</w:t>
       </w:r>
     </w:p>
@@ -507,7 +626,11 @@
           </w:pPr>
           <w:r>
             <w:fldChar w:fldCharType="begin"/>
+          </w:r>
+          <w:r>
             <w:instrText>TOC \h \o "1-4"</w:instrText>
+          </w:r>
+          <w:r>
             <w:fldChar w:fldCharType="separate"/>
           </w:r>
           <w:hyperlink w:anchor="_Toc235992862" w:history="1">
@@ -523,10 +646,40 @@
                 <w:noProof/>
               </w:rPr>
               <w:tab/>
+            </w:r>
+            <w:r>
+              <w:rPr>
+                <w:noProof/>
+              </w:rPr>
               <w:fldChar w:fldCharType="begin"/>
+            </w:r>
+            <w:r>
+              <w:rPr>
+                <w:noProof/>
+              </w:rPr>
               <w:instrText xml:space="preserve"> PAGEREF _Toc235992862 \h </w:instrText>
+            </w:r>
+            <w:r>
+              <w:rPr>
+                <w:noProof/>
+              </w:rPr>
+            </w:r>
+            <w:r>
+              <w:rPr>
+                <w:noProof/>
+              </w:rPr>
               <w:fldChar w:fldCharType="separate"/>
+            </w:r>
+            <w:r>
+              <w:rPr>
+                <w:noProof/>
+              </w:rPr>
               <w:t>1</w:t>
+            </w:r>
+            <w:r>
+              <w:rPr>
+                <w:noProof/>
+              </w:rPr>
               <w:fldChar w:fldCharType="end"/>
             </w:r>
           </w:hyperlink>
@@ -554,10 +707,40 @@
                 <w:noProof/>
               </w:rPr>
               <w:tab/>
+            </w:r>
+            <w:r>
+              <w:rPr>
+                <w:noProof/>
+              </w:rPr>
               <w:fldChar w:fldCharType="begin"/>
+            </w:r>
+            <w:r>
+              <w:rPr>
+                <w:noProof/>
+              </w:rPr>
               <w:instrText xml:space="preserve"> PAGEREF _Toc235992863 \h </w:instrText>
+            </w:r>
+            <w:r>
+              <w:rPr>
+                <w:noProof/>
+              </w:rPr>
+            </w:r>
+            <w:r>
+              <w:rPr>
+                <w:noProof/>
+              </w:rPr>
               <w:fldChar w:fldCharType="separate"/>
+            </w:r>
+            <w:r>
+              <w:rPr>
+                <w:noProof/>
+              </w:rPr>
               <w:t>1</w:t>
+            </w:r>
+            <w:r>
+              <w:rPr>
+                <w:noProof/>
+              </w:rPr>
               <w:fldChar w:fldCharType="end"/>
             </w:r>
           </w:hyperlink>
@@ -585,10 +768,40 @@
                 <w:noProof/>
               </w:rPr>
               <w:tab/>
+            </w:r>
+            <w:r>
+              <w:rPr>
+                <w:noProof/>
+              </w:rPr>
               <w:fldChar w:fldCharType="begin"/>
+            </w:r>
+            <w:r>
+              <w:rPr>
+                <w:noProof/>
+              </w:rPr>
               <w:instrText xml:space="preserve"> PAGEREF _Toc235992864 \h </w:instrText>
+            </w:r>
+            <w:r>
+              <w:rPr>
+                <w:noProof/>
+              </w:rPr>
+            </w:r>
+            <w:r>
+              <w:rPr>
+                <w:noProof/>
+              </w:rPr>
               <w:fldChar w:fldCharType="separate"/>
+            </w:r>
+            <w:r>
+              <w:rPr>
+                <w:noProof/>
+              </w:rPr>
               <w:t>1</w:t>
+            </w:r>
+            <w:r>
+              <w:rPr>
+                <w:noProof/>
+              </w:rPr>
               <w:fldChar w:fldCharType="end"/>
             </w:r>
           </w:hyperlink>
@@ -616,10 +829,40 @@
                 <w:noProof/>
               </w:rPr>
               <w:tab/>
+            </w:r>
+            <w:r>
+              <w:rPr>
+                <w:noProof/>
+              </w:rPr>
               <w:fldChar w:fldCharType="begin"/>
+            </w:r>
+            <w:r>
+              <w:rPr>
+                <w:noProof/>
+              </w:rPr>
               <w:instrText xml:space="preserve"> PAGEREF _Toc235992865 \h </w:instrText>
+            </w:r>
+            <w:r>
+              <w:rPr>
+                <w:noProof/>
+              </w:rPr>
+            </w:r>
+            <w:r>
+              <w:rPr>
+                <w:noProof/>
+              </w:rPr>
               <w:fldChar w:fldCharType="separate"/>
+            </w:r>
+            <w:r>
+              <w:rPr>
+                <w:noProof/>
+              </w:rPr>
               <w:t>1</w:t>
+            </w:r>
+            <w:r>
+              <w:rPr>
+                <w:noProof/>
+              </w:rPr>
               <w:fldChar w:fldCharType="end"/>
             </w:r>
           </w:hyperlink>
@@ -647,10 +890,40 @@
                 <w:noProof/>
               </w:rPr>
               <w:tab/>
+            </w:r>
+            <w:r>
+              <w:rPr>
+                <w:noProof/>
+              </w:rPr>
               <w:fldChar w:fldCharType="begin"/>
+            </w:r>
+            <w:r>
+              <w:rPr>
+                <w:noProof/>
+              </w:rPr>
               <w:instrText xml:space="preserve"> PAGEREF _Toc235992866 \h </w:instrText>
+            </w:r>
+            <w:r>
+              <w:rPr>
+                <w:noProof/>
+              </w:rPr>
+            </w:r>
+            <w:r>
+              <w:rPr>
+                <w:noProof/>
+              </w:rPr>
               <w:fldChar w:fldCharType="separate"/>
+            </w:r>
+            <w:r>
+              <w:rPr>
+                <w:noProof/>
+              </w:rPr>
               <w:t>1</w:t>
+            </w:r>
+            <w:r>
+              <w:rPr>
+                <w:noProof/>
+              </w:rPr>
               <w:fldChar w:fldCharType="end"/>
             </w:r>
           </w:hyperlink>
@@ -678,10 +951,40 @@
                 <w:noProof/>
               </w:rPr>
               <w:tab/>
+            </w:r>
+            <w:r>
+              <w:rPr>
+                <w:noProof/>
+              </w:rPr>
               <w:fldChar w:fldCharType="begin"/>
+            </w:r>
+            <w:r>
+              <w:rPr>
+                <w:noProof/>
+              </w:rPr>
               <w:instrText xml:space="preserve"> PAGEREF _Toc235992867 \h </w:instrText>
+            </w:r>
+            <w:r>
+              <w:rPr>
+                <w:noProof/>
+              </w:rPr>
+            </w:r>
+            <w:r>
+              <w:rPr>
+                <w:noProof/>
+              </w:rPr>
               <w:fldChar w:fldCharType="separate"/>
+            </w:r>
+            <w:r>
+              <w:rPr>
+                <w:noProof/>
+              </w:rPr>
               <w:t>1</w:t>
+            </w:r>
+            <w:r>
+              <w:rPr>
+                <w:noProof/>
+              </w:rPr>
               <w:fldChar w:fldCharType="end"/>
             </w:r>
           </w:hyperlink>
@@ -709,10 +1012,40 @@
                 <w:noProof/>
               </w:rPr>
               <w:tab/>
+            </w:r>
+            <w:r>
+              <w:rPr>
+                <w:noProof/>
+              </w:rPr>
               <w:fldChar w:fldCharType="begin"/>
+            </w:r>
+            <w:r>
+              <w:rPr>
+                <w:noProof/>
+              </w:rPr>
               <w:instrText xml:space="preserve"> PAGEREF _Toc235992868 \h </w:instrText>
+            </w:r>
+            <w:r>
+              <w:rPr>
+                <w:noProof/>
+              </w:rPr>
+            </w:r>
+            <w:r>
+              <w:rPr>
+                <w:noProof/>
+              </w:rPr>
               <w:fldChar w:fldCharType="separate"/>
+            </w:r>
+            <w:r>
+              <w:rPr>
+                <w:noProof/>
+              </w:rPr>
               <w:t>1</w:t>
+            </w:r>
+            <w:r>
+              <w:rPr>
+                <w:noProof/>
+              </w:rPr>
               <w:fldChar w:fldCharType="end"/>
             </w:r>
           </w:hyperlink>
@@ -740,10 +1073,40 @@
                 <w:noProof/>
               </w:rPr>
               <w:tab/>
+            </w:r>
+            <w:r>
+              <w:rPr>
+                <w:noProof/>
+              </w:rPr>
               <w:fldChar w:fldCharType="begin"/>
+            </w:r>
+            <w:r>
+              <w:rPr>
+                <w:noProof/>
+              </w:rPr>
               <w:instrText xml:space="preserve"> PAGEREF _Toc235992869 \h </w:instrText>
+            </w:r>
+            <w:r>
+              <w:rPr>
+                <w:noProof/>
+              </w:rPr>
+            </w:r>
+            <w:r>
+              <w:rPr>
+                <w:noProof/>
+              </w:rPr>
               <w:fldChar w:fldCharType="separate"/>
+            </w:r>
+            <w:r>
+              <w:rPr>
+                <w:noProof/>
+              </w:rPr>
               <w:t>1</w:t>
+            </w:r>
+            <w:r>
+              <w:rPr>
+                <w:noProof/>
+              </w:rPr>
               <w:fldChar w:fldCharType="end"/>
             </w:r>
           </w:hyperlink>
@@ -771,10 +1134,40 @@
                 <w:noProof/>
               </w:rPr>
               <w:tab/>
+            </w:r>
+            <w:r>
+              <w:rPr>
+                <w:noProof/>
+              </w:rPr>
               <w:fldChar w:fldCharType="begin"/>
+            </w:r>
+            <w:r>
+              <w:rPr>
+                <w:noProof/>
+              </w:rPr>
               <w:instrText xml:space="preserve"> PAGEREF _Toc235992870 \h </w:instrText>
+            </w:r>
+            <w:r>
+              <w:rPr>
+                <w:noProof/>
+              </w:rPr>
+            </w:r>
+            <w:r>
+              <w:rPr>
+                <w:noProof/>
+              </w:rPr>
               <w:fldChar w:fldCharType="separate"/>
+            </w:r>
+            <w:r>
+              <w:rPr>
+                <w:noProof/>
+              </w:rPr>
               <w:t>1</w:t>
+            </w:r>
+            <w:r>
+              <w:rPr>
+                <w:noProof/>
+              </w:rPr>
               <w:fldChar w:fldCharType="end"/>
             </w:r>
           </w:hyperlink>
@@ -802,10 +1195,40 @@
                 <w:noProof/>
               </w:rPr>
               <w:tab/>
+            </w:r>
+            <w:r>
+              <w:rPr>
+                <w:noProof/>
+              </w:rPr>
               <w:fldChar w:fldCharType="begin"/>
+            </w:r>
+            <w:r>
+              <w:rPr>
+                <w:noProof/>
+              </w:rPr>
               <w:instrText xml:space="preserve"> PAGEREF _Toc235992871 \h </w:instrText>
+            </w:r>
+            <w:r>
+              <w:rPr>
+                <w:noProof/>
+              </w:rPr>
+            </w:r>
+            <w:r>
+              <w:rPr>
+                <w:noProof/>
+              </w:rPr>
               <w:fldChar w:fldCharType="separate"/>
+            </w:r>
+            <w:r>
+              <w:rPr>
+                <w:noProof/>
+              </w:rPr>
               <w:t>1</w:t>
+            </w:r>
+            <w:r>
+              <w:rPr>
+                <w:noProof/>
+              </w:rPr>
               <w:fldChar w:fldCharType="end"/>
             </w:r>
           </w:hyperlink>
@@ -833,10 +1256,40 @@
                 <w:noProof/>
               </w:rPr>
               <w:tab/>
+            </w:r>
+            <w:r>
+              <w:rPr>
+                <w:noProof/>
+              </w:rPr>
               <w:fldChar w:fldCharType="begin"/>
+            </w:r>
+            <w:r>
+              <w:rPr>
+                <w:noProof/>
+              </w:rPr>
               <w:instrText xml:space="preserve"> PAGEREF _Toc235992872 \h </w:instrText>
+            </w:r>
+            <w:r>
+              <w:rPr>
+                <w:noProof/>
+              </w:rPr>
+            </w:r>
+            <w:r>
+              <w:rPr>
+                <w:noProof/>
+              </w:rPr>
               <w:fldChar w:fldCharType="separate"/>
+            </w:r>
+            <w:r>
+              <w:rPr>
+                <w:noProof/>
+              </w:rPr>
               <w:t>1</w:t>
+            </w:r>
+            <w:r>
+              <w:rPr>
+                <w:noProof/>
+              </w:rPr>
               <w:fldChar w:fldCharType="end"/>
             </w:r>
           </w:hyperlink>
@@ -864,10 +1317,40 @@
                 <w:noProof/>
               </w:rPr>
               <w:tab/>
+            </w:r>
+            <w:r>
+              <w:rPr>
+                <w:noProof/>
+              </w:rPr>
               <w:fldChar w:fldCharType="begin"/>
+            </w:r>
+            <w:r>
+              <w:rPr>
+                <w:noProof/>
+              </w:rPr>
               <w:instrText xml:space="preserve"> PAGEREF _Toc235992873 \h </w:instrText>
+            </w:r>
+            <w:r>
+              <w:rPr>
+                <w:noProof/>
+              </w:rPr>
+            </w:r>
+            <w:r>
+              <w:rPr>
+                <w:noProof/>
+              </w:rPr>
               <w:fldChar w:fldCharType="separate"/>
+            </w:r>
+            <w:r>
+              <w:rPr>
+                <w:noProof/>
+              </w:rPr>
               <w:t>1</w:t>
+            </w:r>
+            <w:r>
+              <w:rPr>
+                <w:noProof/>
+              </w:rPr>
               <w:fldChar w:fldCharType="end"/>
             </w:r>
           </w:hyperlink>
@@ -895,10 +1378,40 @@
                 <w:noProof/>
               </w:rPr>
               <w:tab/>
+            </w:r>
+            <w:r>
+              <w:rPr>
+                <w:noProof/>
+              </w:rPr>
               <w:fldChar w:fldCharType="begin"/>
+            </w:r>
+            <w:r>
+              <w:rPr>
+                <w:noProof/>
+              </w:rPr>
               <w:instrText xml:space="preserve"> PAGEREF _Toc235992874 \h </w:instrText>
+            </w:r>
+            <w:r>
+              <w:rPr>
+                <w:noProof/>
+              </w:rPr>
+            </w:r>
+            <w:r>
+              <w:rPr>
+                <w:noProof/>
+              </w:rPr>
               <w:fldChar w:fldCharType="separate"/>
+            </w:r>
+            <w:r>
+              <w:rPr>
+                <w:noProof/>
+              </w:rPr>
               <w:t>1</w:t>
+            </w:r>
+            <w:r>
+              <w:rPr>
+                <w:noProof/>
+              </w:rPr>
               <w:fldChar w:fldCharType="end"/>
             </w:r>
           </w:hyperlink>
@@ -926,10 +1439,40 @@
                 <w:noProof/>
               </w:rPr>
               <w:tab/>
+            </w:r>
+            <w:r>
+              <w:rPr>
+                <w:noProof/>
+              </w:rPr>
               <w:fldChar w:fldCharType="begin"/>
+            </w:r>
+            <w:r>
+              <w:rPr>
+                <w:noProof/>
+              </w:rPr>
               <w:instrText xml:space="preserve"> PAGEREF _Toc235992875 \h </w:instrText>
+            </w:r>
+            <w:r>
+              <w:rPr>
+                <w:noProof/>
+              </w:rPr>
+            </w:r>
+            <w:r>
+              <w:rPr>
+                <w:noProof/>
+              </w:rPr>
               <w:fldChar w:fldCharType="separate"/>
+            </w:r>
+            <w:r>
+              <w:rPr>
+                <w:noProof/>
+              </w:rPr>
               <w:t>1</w:t>
+            </w:r>
+            <w:r>
+              <w:rPr>
+                <w:noProof/>
+              </w:rPr>
               <w:fldChar w:fldCharType="end"/>
             </w:r>
           </w:hyperlink>
@@ -957,10 +1500,40 @@
                 <w:noProof/>
               </w:rPr>
               <w:tab/>
+            </w:r>
+            <w:r>
+              <w:rPr>
+                <w:noProof/>
+              </w:rPr>
               <w:fldChar w:fldCharType="begin"/>
+            </w:r>
+            <w:r>
+              <w:rPr>
+                <w:noProof/>
+              </w:rPr>
               <w:instrText xml:space="preserve"> PAGEREF _Toc235992876 \h </w:instrText>
+            </w:r>
+            <w:r>
+              <w:rPr>
+                <w:noProof/>
+              </w:rPr>
+            </w:r>
+            <w:r>
+              <w:rPr>
+                <w:noProof/>
+              </w:rPr>
               <w:fldChar w:fldCharType="separate"/>
+            </w:r>
+            <w:r>
+              <w:rPr>
+                <w:noProof/>
+              </w:rPr>
               <w:t>1</w:t>
+            </w:r>
+            <w:r>
+              <w:rPr>
+                <w:noProof/>
+              </w:rPr>
               <w:fldChar w:fldCharType="end"/>
             </w:r>
           </w:hyperlink>
@@ -988,10 +1561,40 @@
                 <w:noProof/>
               </w:rPr>
               <w:tab/>
+            </w:r>
+            <w:r>
+              <w:rPr>
+                <w:noProof/>
+              </w:rPr>
               <w:fldChar w:fldCharType="begin"/>
+            </w:r>
+            <w:r>
+              <w:rPr>
+                <w:noProof/>
+              </w:rPr>
               <w:instrText xml:space="preserve"> PAGEREF _Toc235992877 \h </w:instrText>
+            </w:r>
+            <w:r>
+              <w:rPr>
+                <w:noProof/>
+              </w:rPr>
+            </w:r>
+            <w:r>
+              <w:rPr>
+                <w:noProof/>
+              </w:rPr>
               <w:fldChar w:fldCharType="separate"/>
+            </w:r>
+            <w:r>
+              <w:rPr>
+                <w:noProof/>
+              </w:rPr>
               <w:t>1</w:t>
+            </w:r>
+            <w:r>
+              <w:rPr>
+                <w:noProof/>
+              </w:rPr>
               <w:fldChar w:fldCharType="end"/>
             </w:r>
           </w:hyperlink>
@@ -1019,10 +1622,40 @@
                 <w:noProof/>
               </w:rPr>
               <w:tab/>
+            </w:r>
+            <w:r>
+              <w:rPr>
+                <w:noProof/>
+              </w:rPr>
               <w:fldChar w:fldCharType="begin"/>
+            </w:r>
+            <w:r>
+              <w:rPr>
+                <w:noProof/>
+              </w:rPr>
               <w:instrText xml:space="preserve"> PAGEREF _Toc235992878 \h </w:instrText>
+            </w:r>
+            <w:r>
+              <w:rPr>
+                <w:noProof/>
+              </w:rPr>
+            </w:r>
+            <w:r>
+              <w:rPr>
+                <w:noProof/>
+              </w:rPr>
               <w:fldChar w:fldCharType="separate"/>
+            </w:r>
+            <w:r>
+              <w:rPr>
+                <w:noProof/>
+              </w:rPr>
               <w:t>1</w:t>
+            </w:r>
+            <w:r>
+              <w:rPr>
+                <w:noProof/>
+              </w:rPr>
               <w:fldChar w:fldCharType="end"/>
             </w:r>
           </w:hyperlink>
@@ -1050,10 +1683,40 @@
                 <w:noProof/>
               </w:rPr>
               <w:tab/>
+            </w:r>
+            <w:r>
+              <w:rPr>
+                <w:noProof/>
+              </w:rPr>
               <w:fldChar w:fldCharType="begin"/>
+            </w:r>
+            <w:r>
+              <w:rPr>
+                <w:noProof/>
+              </w:rPr>
               <w:instrText xml:space="preserve"> PAGEREF _Toc235992879 \h </w:instrText>
+            </w:r>
+            <w:r>
+              <w:rPr>
+                <w:noProof/>
+              </w:rPr>
+            </w:r>
+            <w:r>
+              <w:rPr>
+                <w:noProof/>
+              </w:rPr>
               <w:fldChar w:fldCharType="separate"/>
+            </w:r>
+            <w:r>
+              <w:rPr>
+                <w:noProof/>
+              </w:rPr>
               <w:t>1</w:t>
+            </w:r>
+            <w:r>
+              <w:rPr>
+                <w:noProof/>
+              </w:rPr>
               <w:fldChar w:fldCharType="end"/>
             </w:r>
           </w:hyperlink>
@@ -1081,10 +1744,40 @@
                 <w:noProof/>
               </w:rPr>
               <w:tab/>
+            </w:r>
+            <w:r>
+              <w:rPr>
+                <w:noProof/>
+              </w:rPr>
               <w:fldChar w:fldCharType="begin"/>
+            </w:r>
+            <w:r>
+              <w:rPr>
+                <w:noProof/>
+              </w:rPr>
               <w:instrText xml:space="preserve"> PAGEREF _Toc235992880 \h </w:instrText>
+            </w:r>
+            <w:r>
+              <w:rPr>
+                <w:noProof/>
+              </w:rPr>
+            </w:r>
+            <w:r>
+              <w:rPr>
+                <w:noProof/>
+              </w:rPr>
               <w:fldChar w:fldCharType="separate"/>
+            </w:r>
+            <w:r>
+              <w:rPr>
+                <w:noProof/>
+              </w:rPr>
               <w:t>1</w:t>
+            </w:r>
+            <w:r>
+              <w:rPr>
+                <w:noProof/>
+              </w:rPr>
               <w:fldChar w:fldCharType="end"/>
             </w:r>
           </w:hyperlink>
@@ -1112,10 +1805,40 @@
                 <w:noProof/>
               </w:rPr>
               <w:tab/>
+            </w:r>
+            <w:r>
+              <w:rPr>
+                <w:noProof/>
+              </w:rPr>
               <w:fldChar w:fldCharType="begin"/>
+            </w:r>
+            <w:r>
+              <w:rPr>
+                <w:noProof/>
+              </w:rPr>
               <w:instrText xml:space="preserve"> PAGEREF _Toc235992881 \h </w:instrText>
+            </w:r>
+            <w:r>
+              <w:rPr>
+                <w:noProof/>
+              </w:rPr>
+            </w:r>
+            <w:r>
+              <w:rPr>
+                <w:noProof/>
+              </w:rPr>
               <w:fldChar w:fldCharType="separate"/>
+            </w:r>
+            <w:r>
+              <w:rPr>
+                <w:noProof/>
+              </w:rPr>
               <w:t>1</w:t>
+            </w:r>
+            <w:r>
+              <w:rPr>
+                <w:noProof/>
+              </w:rPr>
               <w:fldChar w:fldCharType="end"/>
             </w:r>
           </w:hyperlink>
@@ -1143,10 +1866,40 @@
                 <w:noProof/>
               </w:rPr>
               <w:tab/>
+            </w:r>
+            <w:r>
+              <w:rPr>
+                <w:noProof/>
+              </w:rPr>
               <w:fldChar w:fldCharType="begin"/>
+            </w:r>
+            <w:r>
+              <w:rPr>
+                <w:noProof/>
+              </w:rPr>
               <w:instrText xml:space="preserve"> PAGEREF _Toc235992882 \h </w:instrText>
+            </w:r>
+            <w:r>
+              <w:rPr>
+                <w:noProof/>
+              </w:rPr>
+            </w:r>
+            <w:r>
+              <w:rPr>
+                <w:noProof/>
+              </w:rPr>
               <w:fldChar w:fldCharType="separate"/>
+            </w:r>
+            <w:r>
+              <w:rPr>
+                <w:noProof/>
+              </w:rPr>
               <w:t>1</w:t>
+            </w:r>
+            <w:r>
+              <w:rPr>
+                <w:noProof/>
+              </w:rPr>
               <w:fldChar w:fldCharType="end"/>
             </w:r>
           </w:hyperlink>
@@ -1174,10 +1927,40 @@
                 <w:noProof/>
               </w:rPr>
               <w:tab/>
+            </w:r>
+            <w:r>
+              <w:rPr>
+                <w:noProof/>
+              </w:rPr>
               <w:fldChar w:fldCharType="begin"/>
+            </w:r>
+            <w:r>
+              <w:rPr>
+                <w:noProof/>
+              </w:rPr>
               <w:instrText xml:space="preserve"> PAGEREF _Toc235992883 \h </w:instrText>
+            </w:r>
+            <w:r>
+              <w:rPr>
+                <w:noProof/>
+              </w:rPr>
+            </w:r>
+            <w:r>
+              <w:rPr>
+                <w:noProof/>
+              </w:rPr>
               <w:fldChar w:fldCharType="separate"/>
+            </w:r>
+            <w:r>
+              <w:rPr>
+                <w:noProof/>
+              </w:rPr>
               <w:t>1</w:t>
+            </w:r>
+            <w:r>
+              <w:rPr>
+                <w:noProof/>
+              </w:rPr>
               <w:fldChar w:fldCharType="end"/>
             </w:r>
           </w:hyperlink>
@@ -1205,10 +1988,40 @@
                 <w:noProof/>
               </w:rPr>
               <w:tab/>
+            </w:r>
+            <w:r>
+              <w:rPr>
+                <w:noProof/>
+              </w:rPr>
               <w:fldChar w:fldCharType="begin"/>
+            </w:r>
+            <w:r>
+              <w:rPr>
+                <w:noProof/>
+              </w:rPr>
               <w:instrText xml:space="preserve"> PAGEREF _Toc235992884 \h </w:instrText>
+            </w:r>
+            <w:r>
+              <w:rPr>
+                <w:noProof/>
+              </w:rPr>
+            </w:r>
+            <w:r>
+              <w:rPr>
+                <w:noProof/>
+              </w:rPr>
               <w:fldChar w:fldCharType="separate"/>
+            </w:r>
+            <w:r>
+              <w:rPr>
+                <w:noProof/>
+              </w:rPr>
               <w:t>1</w:t>
+            </w:r>
+            <w:r>
+              <w:rPr>
+                <w:noProof/>
+              </w:rPr>
               <w:fldChar w:fldCharType="end"/>
             </w:r>
           </w:hyperlink>
@@ -1236,10 +2049,40 @@
                 <w:noProof/>
               </w:rPr>
               <w:tab/>
+            </w:r>
+            <w:r>
+              <w:rPr>
+                <w:noProof/>
+              </w:rPr>
               <w:fldChar w:fldCharType="begin"/>
+            </w:r>
+            <w:r>
+              <w:rPr>
+                <w:noProof/>
+              </w:rPr>
               <w:instrText xml:space="preserve"> PAGEREF _Toc235992885 \h </w:instrText>
+            </w:r>
+            <w:r>
+              <w:rPr>
+                <w:noProof/>
+              </w:rPr>
+            </w:r>
+            <w:r>
+              <w:rPr>
+                <w:noProof/>
+              </w:rPr>
               <w:fldChar w:fldCharType="separate"/>
+            </w:r>
+            <w:r>
+              <w:rPr>
+                <w:noProof/>
+              </w:rPr>
               <w:t>1</w:t>
+            </w:r>
+            <w:r>
+              <w:rPr>
+                <w:noProof/>
+              </w:rPr>
               <w:fldChar w:fldCharType="end"/>
             </w:r>
           </w:hyperlink>
@@ -1267,10 +2110,40 @@
                 <w:noProof/>
               </w:rPr>
               <w:tab/>
+            </w:r>
+            <w:r>
+              <w:rPr>
+                <w:noProof/>
+              </w:rPr>
               <w:fldChar w:fldCharType="begin"/>
+            </w:r>
+            <w:r>
+              <w:rPr>
+                <w:noProof/>
+              </w:rPr>
               <w:instrText xml:space="preserve"> PAGEREF _Toc235992886 \h </w:instrText>
+            </w:r>
+            <w:r>
+              <w:rPr>
+                <w:noProof/>
+              </w:rPr>
+            </w:r>
+            <w:r>
+              <w:rPr>
+                <w:noProof/>
+              </w:rPr>
               <w:fldChar w:fldCharType="separate"/>
+            </w:r>
+            <w:r>
+              <w:rPr>
+                <w:noProof/>
+              </w:rPr>
               <w:t>1</w:t>
+            </w:r>
+            <w:r>
+              <w:rPr>
+                <w:noProof/>
+              </w:rPr>
               <w:fldChar w:fldCharType="end"/>
             </w:r>
           </w:hyperlink>
@@ -1298,10 +2171,40 @@
                 <w:noProof/>
               </w:rPr>
               <w:tab/>
+            </w:r>
+            <w:r>
+              <w:rPr>
+                <w:noProof/>
+              </w:rPr>
               <w:fldChar w:fldCharType="begin"/>
+            </w:r>
+            <w:r>
+              <w:rPr>
+                <w:noProof/>
+              </w:rPr>
               <w:instrText xml:space="preserve"> PAGEREF _Toc235992887 \h </w:instrText>
+            </w:r>
+            <w:r>
+              <w:rPr>
+                <w:noProof/>
+              </w:rPr>
+            </w:r>
+            <w:r>
+              <w:rPr>
+                <w:noProof/>
+              </w:rPr>
               <w:fldChar w:fldCharType="separate"/>
+            </w:r>
+            <w:r>
+              <w:rPr>
+                <w:noProof/>
+              </w:rPr>
               <w:t>1</w:t>
+            </w:r>
+            <w:r>
+              <w:rPr>
+                <w:noProof/>
+              </w:rPr>
               <w:fldChar w:fldCharType="end"/>
             </w:r>
           </w:hyperlink>
@@ -1329,10 +2232,40 @@
                 <w:noProof/>
               </w:rPr>
               <w:tab/>
+            </w:r>
+            <w:r>
+              <w:rPr>
+                <w:noProof/>
+              </w:rPr>
               <w:fldChar w:fldCharType="begin"/>
+            </w:r>
+            <w:r>
+              <w:rPr>
+                <w:noProof/>
+              </w:rPr>
               <w:instrText xml:space="preserve"> PAGEREF _Toc235992888 \h </w:instrText>
+            </w:r>
+            <w:r>
+              <w:rPr>
+                <w:noProof/>
+              </w:rPr>
+            </w:r>
+            <w:r>
+              <w:rPr>
+                <w:noProof/>
+              </w:rPr>
               <w:fldChar w:fldCharType="separate"/>
+            </w:r>
+            <w:r>
+              <w:rPr>
+                <w:noProof/>
+              </w:rPr>
               <w:t>1</w:t>
+            </w:r>
+            <w:r>
+              <w:rPr>
+                <w:noProof/>
+              </w:rPr>
               <w:fldChar w:fldCharType="end"/>
             </w:r>
           </w:hyperlink>
@@ -1360,10 +2293,40 @@
                 <w:noProof/>
               </w:rPr>
               <w:tab/>
+            </w:r>
+            <w:r>
+              <w:rPr>
+                <w:noProof/>
+              </w:rPr>
               <w:fldChar w:fldCharType="begin"/>
+            </w:r>
+            <w:r>
+              <w:rPr>
+                <w:noProof/>
+              </w:rPr>
               <w:instrText xml:space="preserve"> PAGEREF _Toc235992889 \h </w:instrText>
+            </w:r>
+            <w:r>
+              <w:rPr>
+                <w:noProof/>
+              </w:rPr>
+            </w:r>
+            <w:r>
+              <w:rPr>
+                <w:noProof/>
+              </w:rPr>
               <w:fldChar w:fldCharType="separate"/>
+            </w:r>
+            <w:r>
+              <w:rPr>
+                <w:noProof/>
+              </w:rPr>
               <w:t>1</w:t>
+            </w:r>
+            <w:r>
+              <w:rPr>
+                <w:noProof/>
+              </w:rPr>
               <w:fldChar w:fldCharType="end"/>
             </w:r>
           </w:hyperlink>
@@ -1391,10 +2354,40 @@
                 <w:noProof/>
               </w:rPr>
               <w:tab/>
+            </w:r>
+            <w:r>
+              <w:rPr>
+                <w:noProof/>
+              </w:rPr>
               <w:fldChar w:fldCharType="begin"/>
+            </w:r>
+            <w:r>
+              <w:rPr>
+                <w:noProof/>
+              </w:rPr>
               <w:instrText xml:space="preserve"> PAGEREF _Toc235992890 \h </w:instrText>
+            </w:r>
+            <w:r>
+              <w:rPr>
+                <w:noProof/>
+              </w:rPr>
+            </w:r>
+            <w:r>
+              <w:rPr>
+                <w:noProof/>
+              </w:rPr>
               <w:fldChar w:fldCharType="separate"/>
+            </w:r>
+            <w:r>
+              <w:rPr>
+                <w:noProof/>
+              </w:rPr>
               <w:t>1</w:t>
+            </w:r>
+            <w:r>
+              <w:rPr>
+                <w:noProof/>
+              </w:rPr>
               <w:fldChar w:fldCharType="end"/>
             </w:r>
           </w:hyperlink>
@@ -1422,10 +2415,40 @@
                 <w:noProof/>
               </w:rPr>
               <w:tab/>
+            </w:r>
+            <w:r>
+              <w:rPr>
+                <w:noProof/>
+              </w:rPr>
               <w:fldChar w:fldCharType="begin"/>
+            </w:r>
+            <w:r>
+              <w:rPr>
+                <w:noProof/>
+              </w:rPr>
               <w:instrText xml:space="preserve"> PAGEREF _Toc235992891 \h </w:instrText>
+            </w:r>
+            <w:r>
+              <w:rPr>
+                <w:noProof/>
+              </w:rPr>
+            </w:r>
+            <w:r>
+              <w:rPr>
+                <w:noProof/>
+              </w:rPr>
               <w:fldChar w:fldCharType="separate"/>
+            </w:r>
+            <w:r>
+              <w:rPr>
+                <w:noProof/>
+              </w:rPr>
               <w:t>1</w:t>
+            </w:r>
+            <w:r>
+              <w:rPr>
+                <w:noProof/>
+              </w:rPr>
               <w:fldChar w:fldCharType="end"/>
             </w:r>
           </w:hyperlink>
@@ -1453,10 +2476,40 @@
                 <w:noProof/>
               </w:rPr>
               <w:tab/>
+            </w:r>
+            <w:r>
+              <w:rPr>
+                <w:noProof/>
+              </w:rPr>
               <w:fldChar w:fldCharType="begin"/>
+            </w:r>
+            <w:r>
+              <w:rPr>
+                <w:noProof/>
+              </w:rPr>
               <w:instrText xml:space="preserve"> PAGEREF _Toc235992892 \h </w:instrText>
+            </w:r>
+            <w:r>
+              <w:rPr>
+                <w:noProof/>
+              </w:rPr>
+            </w:r>
+            <w:r>
+              <w:rPr>
+                <w:noProof/>
+              </w:rPr>
               <w:fldChar w:fldCharType="separate"/>
+            </w:r>
+            <w:r>
+              <w:rPr>
+                <w:noProof/>
+              </w:rPr>
               <w:t>1</w:t>
+            </w:r>
+            <w:r>
+              <w:rPr>
+                <w:noProof/>
+              </w:rPr>
               <w:fldChar w:fldCharType="end"/>
             </w:r>
           </w:hyperlink>
@@ -1467,9 +2520,6 @@
             <w:tabs>
               <w:tab w:val="right" w:leader="dot" w:pos="8990"/>
             </w:tabs>
-            <w:rPr>
-              <w:noProof/>
-            </w:rPr>
           </w:pPr>
           <w:hyperlink w:anchor="_Toc235992893" w:history="1">
             <w:r>
@@ -1484,10 +2534,40 @@
                 <w:noProof/>
               </w:rPr>
               <w:tab/>
+            </w:r>
+            <w:r>
+              <w:rPr>
+                <w:noProof/>
+              </w:rPr>
               <w:fldChar w:fldCharType="begin"/>
+            </w:r>
+            <w:r>
+              <w:rPr>
+                <w:noProof/>
+              </w:rPr>
               <w:instrText xml:space="preserve"> PAGEREF _Toc235992893 \h </w:instrText>
+            </w:r>
+            <w:r>
+              <w:rPr>
+                <w:noProof/>
+              </w:rPr>
+            </w:r>
+            <w:r>
+              <w:rPr>
+                <w:noProof/>
+              </w:rPr>
               <w:fldChar w:fldCharType="separate"/>
+            </w:r>
+            <w:r>
+              <w:rPr>
+                <w:noProof/>
+              </w:rPr>
               <w:t>1</w:t>
+            </w:r>
+            <w:r>
+              <w:rPr>
+                <w:noProof/>
+              </w:rPr>
               <w:fldChar w:fldCharType="end"/>
             </w:r>
           </w:hyperlink>
@@ -1515,10 +2595,40 @@
                 <w:noProof/>
               </w:rPr>
               <w:tab/>
+            </w:r>
+            <w:r>
+              <w:rPr>
+                <w:noProof/>
+              </w:rPr>
               <w:fldChar w:fldCharType="begin"/>
+            </w:r>
+            <w:r>
+              <w:rPr>
+                <w:noProof/>
+              </w:rPr>
               <w:instrText xml:space="preserve"> PAGEREF _Toc235992894 \h </w:instrText>
+            </w:r>
+            <w:r>
+              <w:rPr>
+                <w:noProof/>
+              </w:rPr>
+            </w:r>
+            <w:r>
+              <w:rPr>
+                <w:noProof/>
+              </w:rPr>
               <w:fldChar w:fldCharType="separate"/>
+            </w:r>
+            <w:r>
+              <w:rPr>
+                <w:noProof/>
+              </w:rPr>
               <w:t>1</w:t>
+            </w:r>
+            <w:r>
+              <w:rPr>
+                <w:noProof/>
+              </w:rPr>
               <w:fldChar w:fldCharType="end"/>
             </w:r>
           </w:hyperlink>
@@ -1546,10 +2656,40 @@
                 <w:noProof/>
               </w:rPr>
               <w:tab/>
+            </w:r>
+            <w:r>
+              <w:rPr>
+                <w:noProof/>
+              </w:rPr>
               <w:fldChar w:fldCharType="begin"/>
+            </w:r>
+            <w:r>
+              <w:rPr>
+                <w:noProof/>
+              </w:rPr>
               <w:instrText xml:space="preserve"> PAGEREF _Toc235992895 \h </w:instrText>
+            </w:r>
+            <w:r>
+              <w:rPr>
+                <w:noProof/>
+              </w:rPr>
+            </w:r>
+            <w:r>
+              <w:rPr>
+                <w:noProof/>
+              </w:rPr>
               <w:fldChar w:fldCharType="separate"/>
+            </w:r>
+            <w:r>
+              <w:rPr>
+                <w:noProof/>
+              </w:rPr>
               <w:t>1</w:t>
+            </w:r>
+            <w:r>
+              <w:rPr>
+                <w:noProof/>
+              </w:rPr>
               <w:fldChar w:fldCharType="end"/>
             </w:r>
           </w:hyperlink>
@@ -1577,6 +2717,7 @@
           <w:sz w:val="32"/>
           <w:szCs w:val="32"/>
         </w:rPr>
+        <w:lastRenderedPageBreak/>
         <w:t>LIST OF FIGURES</w:t>
       </w:r>
     </w:p>
@@ -1606,9 +2747,9 @@
       </w:r>
     </w:p>
     <w:p>
-      <w:r>
-        <w:br w:type="page"/>
-      </w:r>
+      <w:pPr>
+        <w:jc w:val="both"/>
+      </w:pPr>
     </w:p>
     <w:p>
       <w:pPr>
@@ -1657,6 +2798,7 @@
           <w:sz w:val="32"/>
           <w:szCs w:val="32"/>
         </w:rPr>
+        <w:lastRenderedPageBreak/>
         <w:t>LIST OF SYMBOLS</w:t>
       </w:r>
     </w:p>
@@ -1701,6 +2843,7 @@
           <w:sz w:val="32"/>
           <w:szCs w:val="32"/>
         </w:rPr>
+        <w:lastRenderedPageBreak/>
         <w:t>ABBREVIATIONS</w:t>
       </w:r>
     </w:p>
@@ -1742,7 +2885,15 @@
         <w:jc w:val="both"/>
       </w:pPr>
       <w:r>
-        <w:t xml:space="preserve">HTML  – HyperText Markup Language</w:t>
+        <w:t xml:space="preserve">HTML  – </w:t>
+      </w:r>
+      <w:proofErr w:type="spellStart"/>
+      <w:r>
+        <w:t>HyperText</w:t>
+      </w:r>
+      <w:proofErr w:type="spellEnd"/>
+      <w:r>
+        <w:t xml:space="preserve"> Markup Language</w:t>
       </w:r>
     </w:p>
     <w:p>
@@ -1772,6 +2923,7 @@
       </w:pPr>
       <w:bookmarkStart w:id="0" w:name="_Toc235992862"/>
       <w:r>
+        <w:lastRenderedPageBreak/>
         <w:t>1.  Project Overview</w:t>
       </w:r>
       <w:bookmarkEnd w:id="0"/>
@@ -1792,7 +2944,15 @@
         <w:jc w:val="both"/>
       </w:pPr>
       <w:r>
-        <w:t>This chapter introduces NoteNest, describing the background and motivation behind the project. Consumer note-taking apps are built for a single user and typically offer no way for an administrator to oversee accounts or content. This project proposes a web-based note-taking application that pairs a familiar personal note-taking experience with a dedicated admin panel for platform oversight.</w:t>
+        <w:t xml:space="preserve">This chapter introduces </w:t>
+      </w:r>
+      <w:proofErr w:type="spellStart"/>
+      <w:r>
+        <w:t>NoteNest</w:t>
+      </w:r>
+      <w:proofErr w:type="spellEnd"/>
+      <w:r>
+        <w:t>, describing the background and motivation behind the project. Consumer note-taking apps are built for a single user and typically offer no way for an administrator to oversee accounts or content. This project proposes a web-based note-taking application that pairs a familiar personal note-taking experience with a dedicated admin panel for platform oversight.</w:t>
       </w:r>
     </w:p>
     <w:p>
@@ -1822,7 +2982,15 @@
         <w:jc w:val="both"/>
       </w:pPr>
       <w:r>
-        <w:t xml:space="preserve">To design and develop NoteNest, a secure, web-based note-taking application that allows registered users to create, organize, and manage personal notes, while giving administrators a dedicated panel to monitor platform activity and manage users and content.</w:t>
+        <w:t xml:space="preserve">To design and develop </w:t>
+      </w:r>
+      <w:proofErr w:type="spellStart"/>
+      <w:r>
+        <w:t>NoteNest</w:t>
+      </w:r>
+      <w:proofErr w:type="spellEnd"/>
+      <w:r>
+        <w:t>, a secure, web-based note-taking application that allows registered users to create, organize, and manage personal notes, while giving administrators a dedicated panel to monitor platform activity and manage users and content.</w:t>
       </w:r>
     </w:p>
     <w:p>
@@ -1888,6 +3056,7 @@
           <w:insideH w:val="single" w:sz="4" w:space="0" w:color="999999"/>
           <w:insideV w:val="single" w:sz="4" w:space="0" w:color="999999"/>
         </w:tblBorders>
+        <w:tblLook w:val="04A0" w:firstRow="1" w:lastRow="0" w:firstColumn="1" w:lastColumn="0" w:noHBand="0" w:noVBand="1"/>
       </w:tblPr>
       <w:tblGrid>
         <w:gridCol w:w="1200"/>
@@ -1906,7 +3075,7 @@
                 <w:b/>
                 <w:bCs/>
               </w:rPr>
-              <w:t xml:space="preserve">ID</w:t>
+              <w:t>ID</w:t>
             </w:r>
           </w:p>
         </w:tc>
@@ -1921,7 +3090,7 @@
                 <w:b/>
                 <w:bCs/>
               </w:rPr>
-              <w:t xml:space="preserve">Requirement</w:t>
+              <w:t>Requirement</w:t>
             </w:r>
           </w:p>
         </w:tc>
@@ -1936,7 +3105,7 @@
                 <w:b/>
                 <w:bCs/>
               </w:rPr>
-              <w:t xml:space="preserve">Priority</w:t>
+              <w:t>Priority</w:t>
             </w:r>
           </w:p>
         </w:tc>
@@ -1948,7 +3117,7 @@
           </w:tcPr>
           <w:p>
             <w:r>
-              <w:t xml:space="preserve">FR-1</w:t>
+              <w:t>FR-1</w:t>
             </w:r>
           </w:p>
         </w:tc>
@@ -1958,7 +3127,7 @@
           </w:tcPr>
           <w:p>
             <w:r>
-              <w:t xml:space="preserve">Users shall be able to register and log in securely (JWT-based authentication).</w:t>
+              <w:t>Users shall be able to register and log in securely (JWT-based authentication).</w:t>
             </w:r>
           </w:p>
         </w:tc>
@@ -1968,7 +3137,7 @@
           </w:tcPr>
           <w:p>
             <w:r>
-              <w:t xml:space="preserve">High</w:t>
+              <w:t>High</w:t>
             </w:r>
           </w:p>
         </w:tc>
@@ -1980,7 +3149,7 @@
           </w:tcPr>
           <w:p>
             <w:r>
-              <w:t xml:space="preserve">FR-2</w:t>
+              <w:t>FR-2</w:t>
             </w:r>
           </w:p>
         </w:tc>
@@ -1990,7 +3159,7 @@
           </w:tcPr>
           <w:p>
             <w:r>
-              <w:t xml:space="preserve">Users shall be able to create, edit, and delete their own notes.</w:t>
+              <w:t>Users shall be able to create, edit, and delete their own notes.</w:t>
             </w:r>
           </w:p>
         </w:tc>
@@ -2000,7 +3169,7 @@
           </w:tcPr>
           <w:p>
             <w:r>
-              <w:t xml:space="preserve">High</w:t>
+              <w:t>High</w:t>
             </w:r>
           </w:p>
         </w:tc>
@@ -2012,7 +3181,7 @@
           </w:tcPr>
           <w:p>
             <w:r>
-              <w:t xml:space="preserve">FR-3</w:t>
+              <w:t>FR-3</w:t>
             </w:r>
           </w:p>
         </w:tc>
@@ -2022,7 +3191,7 @@
           </w:tcPr>
           <w:p>
             <w:r>
-              <w:t xml:space="preserve">Users shall be able to tag, favorite, pin, and trash notes.</w:t>
+              <w:t>Users shall be able to tag, favorite, pin, and trash notes.</w:t>
             </w:r>
           </w:p>
         </w:tc>
@@ -2032,7 +3201,7 @@
           </w:tcPr>
           <w:p>
             <w:r>
-              <w:t xml:space="preserve">Medium</w:t>
+              <w:t>Medium</w:t>
             </w:r>
           </w:p>
         </w:tc>
@@ -2044,7 +3213,7 @@
           </w:tcPr>
           <w:p>
             <w:r>
-              <w:t xml:space="preserve">FR-4</w:t>
+              <w:t>FR-4</w:t>
             </w:r>
           </w:p>
         </w:tc>
@@ -2054,7 +3223,7 @@
           </w:tcPr>
           <w:p>
             <w:r>
-              <w:t xml:space="preserve">Admins shall be able to view platform statistics and charts.</w:t>
+              <w:t>Admins shall be able to view platform statistics and charts.</w:t>
             </w:r>
           </w:p>
         </w:tc>
@@ -2064,7 +3233,7 @@
           </w:tcPr>
           <w:p>
             <w:r>
-              <w:t xml:space="preserve">High</w:t>
+              <w:t>High</w:t>
             </w:r>
           </w:p>
         </w:tc>
@@ -2076,7 +3245,7 @@
           </w:tcPr>
           <w:p>
             <w:r>
-              <w:t xml:space="preserve">FR-5</w:t>
+              <w:t>FR-5</w:t>
             </w:r>
           </w:p>
         </w:tc>
@@ -2086,7 +3255,7 @@
           </w:tcPr>
           <w:p>
             <w:r>
-              <w:t xml:space="preserve">Admins shall be able to search, sort, and paginate users and notes.</w:t>
+              <w:t>Admins shall be able to search, sort, and paginate users and notes.</w:t>
             </w:r>
           </w:p>
         </w:tc>
@@ -2096,7 +3265,7 @@
           </w:tcPr>
           <w:p>
             <w:r>
-              <w:t xml:space="preserve">High</w:t>
+              <w:t>High</w:t>
             </w:r>
           </w:p>
         </w:tc>
@@ -2108,7 +3277,8 @@
           </w:tcPr>
           <w:p>
             <w:r>
-              <w:t xml:space="preserve">FR-6</w:t>
+              <w:lastRenderedPageBreak/>
+              <w:t>FR-6</w:t>
             </w:r>
           </w:p>
         </w:tc>
@@ -2118,7 +3288,7 @@
           </w:tcPr>
           <w:p>
             <w:r>
-              <w:t xml:space="preserve">Admins shall be able to change a user's role, individually or in bulk.</w:t>
+              <w:t>Admins shall be able to change a user's role, individually or in bulk.</w:t>
             </w:r>
           </w:p>
         </w:tc>
@@ -2128,7 +3298,7 @@
           </w:tcPr>
           <w:p>
             <w:r>
-              <w:t xml:space="preserve">High</w:t>
+              <w:t>High</w:t>
             </w:r>
           </w:p>
         </w:tc>
@@ -2140,7 +3310,7 @@
           </w:tcPr>
           <w:p>
             <w:r>
-              <w:t xml:space="preserve">FR-7</w:t>
+              <w:t>FR-7</w:t>
             </w:r>
           </w:p>
         </w:tc>
@@ -2150,7 +3320,7 @@
           </w:tcPr>
           <w:p>
             <w:r>
-              <w:t xml:space="preserve">The system shall record every role change in an audit log.</w:t>
+              <w:t>The system shall record every role change in an audit log.</w:t>
             </w:r>
           </w:p>
         </w:tc>
@@ -2160,7 +3330,7 @@
           </w:tcPr>
           <w:p>
             <w:r>
-              <w:t xml:space="preserve">Medium</w:t>
+              <w:t>Medium</w:t>
             </w:r>
           </w:p>
         </w:tc>
@@ -2172,7 +3342,7 @@
           </w:tcPr>
           <w:p>
             <w:r>
-              <w:t xml:space="preserve">FR-8</w:t>
+              <w:t>FR-8</w:t>
             </w:r>
           </w:p>
         </w:tc>
@@ -2182,7 +3352,7 @@
           </w:tcPr>
           <w:p>
             <w:r>
-              <w:t xml:space="preserve">Admins shall be able to export users and notes to CSV.</w:t>
+              <w:t>Admins shall be able to export users and notes to CSV.</w:t>
             </w:r>
           </w:p>
         </w:tc>
@@ -2192,7 +3362,7 @@
           </w:tcPr>
           <w:p>
             <w:r>
-              <w:t xml:space="preserve">Low</w:t>
+              <w:t>Low</w:t>
             </w:r>
           </w:p>
         </w:tc>
@@ -2204,7 +3374,7 @@
           </w:tcPr>
           <w:p>
             <w:r>
-              <w:t xml:space="preserve">FR-9</w:t>
+              <w:t>FR-9</w:t>
             </w:r>
           </w:p>
         </w:tc>
@@ -2214,7 +3384,7 @@
           </w:tcPr>
           <w:p>
             <w:r>
-              <w:t xml:space="preserve">The system shall prevent an admin from deleting or demoting their own account.</w:t>
+              <w:t>The system shall prevent an admin from deleting or demoting their own account.</w:t>
             </w:r>
           </w:p>
         </w:tc>
@@ -2224,7 +3394,7 @@
           </w:tcPr>
           <w:p>
             <w:r>
-              <w:t xml:space="preserve">High</w:t>
+              <w:t>High</w:t>
             </w:r>
           </w:p>
         </w:tc>
@@ -2359,6 +3529,7 @@
       </w:pPr>
       <w:bookmarkStart w:id="13" w:name="_Toc235992875"/>
       <w:r>
+        <w:lastRenderedPageBreak/>
         <w:t>2.  Literature Review</w:t>
       </w:r>
       <w:bookmarkEnd w:id="13"/>
@@ -2368,7 +3539,15 @@
         <w:jc w:val="both"/>
       </w:pPr>
       <w:r>
-        <w:t>This chapter reviews existing note-taking systems relevant to this project. It discusses their approach and limitations, identifies the gap this project addresses, and justifies the approach taken in NoteNest.</w:t>
+        <w:t xml:space="preserve">This chapter reviews existing note-taking systems relevant to this project. It discusses their approach and limitations, identifies the gap this project addresses, and justifies the approach taken in </w:t>
+      </w:r>
+      <w:proofErr w:type="spellStart"/>
+      <w:r>
+        <w:t>NoteNest</w:t>
+      </w:r>
+      <w:proofErr w:type="spellEnd"/>
+      <w:r>
+        <w:t>.</w:t>
       </w:r>
     </w:p>
     <w:p>
@@ -2406,7 +3585,15 @@
         <w:jc w:val="both"/>
       </w:pPr>
       <w:r>
-        <w:t>Existing note-taking applications are built for individual end users and provide no way for an administrator to oversee accounts, moderate content, or audit sensitive actions such as role changes. NoteNest addresses this gap by pairing a familiar note-taking experience for regular users with a dedicated admin panel that provides usage analytics, user and content management, bulk actions, and an audit trail — features more commonly found in enterprise SaaS products than in typical note-taking apps.</w:t>
+        <w:t xml:space="preserve">Existing note-taking applications are built for individual end users and provide no way for an administrator to oversee accounts, moderate content, or audit sensitive actions such as role changes. </w:t>
+      </w:r>
+      <w:proofErr w:type="spellStart"/>
+      <w:r>
+        <w:t>NoteNest</w:t>
+      </w:r>
+      <w:proofErr w:type="spellEnd"/>
+      <w:r>
+        <w:t xml:space="preserve"> addresses this gap by pairing a familiar note-taking experience for regular users with a dedicated admin panel that provides usage analytics, user and content management, bulk actions, and an audit trail — features more commonly found in enterprise SaaS products than in typical note-taking apps.</w:t>
       </w:r>
     </w:p>
     <w:p>
@@ -2420,6 +3607,7 @@
       </w:pPr>
       <w:bookmarkStart w:id="16" w:name="_Toc235992878"/>
       <w:r>
+        <w:lastRenderedPageBreak/>
         <w:t>3.  Design and Methodology</w:t>
       </w:r>
       <w:bookmarkEnd w:id="16"/>
@@ -2469,8 +3657,13 @@
       <w:pPr>
         <w:jc w:val="both"/>
       </w:pPr>
-      <w:r>
-        <w:t>NoteNest follows a three-tier client-server architecture. The presentation tier is a React single-page application (built with Vite) that runs in the user's browser and communicates with the backend over HTTPS. The application tier is a Node.js server built with Express.js, which exposes a REST API, handles authentication with JSON Web Tokens (JWT), and contains all business logic for notes, users, and the admin panel. The data tier is a MongoDB database, accessed through the Mongoose ODM, which persists users, notes, and audit-log records. Refer to Figure 3.1.</w:t>
+      <w:proofErr w:type="spellStart"/>
+      <w:r>
+        <w:t>NoteNest</w:t>
+      </w:r>
+      <w:proofErr w:type="spellEnd"/>
+      <w:r>
+        <w:t xml:space="preserve"> follows a three-tier client-server architecture. The presentation tier is a React single-page application (built with Vite) that runs in the user's browser and communicates with the backend over HTTPS. The application tier is a Node.js server built with Express.js, which exposes a REST API, handles authentication with JSON Web Tokens (JWT), and contains all business logic for notes, users, and the admin panel. The data tier is a MongoDB database, accessed through the Mongoose ODM, which persists users, notes, and audit-log records. Refer to Figure 3.1.</w:t>
       </w:r>
     </w:p>
     <w:p>
@@ -2478,8 +3671,11 @@
         <w:jc w:val="center"/>
       </w:pPr>
       <w:r>
+        <w:rPr>
+          <w:noProof/>
+        </w:rPr>
         <w:drawing>
-          <wp:inline distT="0" distB="0" distL="0" distR="0">
+          <wp:inline distT="0" distB="0" distL="0" distR="0" wp14:anchorId="0421D58D" wp14:editId="210A39E6">
             <wp:extent cx="5760720" cy="1000232"/>
             <wp:effectExtent l="0" t="0" r="0" b="0"/>
             <wp:docPr id="102" name="Figure 3.1"/>
@@ -2494,7 +3690,7 @@
                     <pic:cNvPicPr/>
                   </pic:nvPicPr>
                   <pic:blipFill>
-                    <a:blip r:embed="rIdArch"/>
+                    <a:blip r:embed="rId8"/>
                     <a:stretch>
                       <a:fillRect/>
                     </a:stretch>
@@ -2553,8 +3749,12 @@
         <w:jc w:val="center"/>
       </w:pPr>
       <w:r>
+        <w:rPr>
+          <w:noProof/>
+        </w:rPr>
+        <w:lastRenderedPageBreak/>
         <w:drawing>
-          <wp:inline distT="0" distB="0" distL="0" distR="0">
+          <wp:inline distT="0" distB="0" distL="0" distR="0" wp14:anchorId="205BDE76" wp14:editId="7F72074A">
             <wp:extent cx="3489693" cy="6400800"/>
             <wp:effectExtent l="0" t="0" r="0" b="0"/>
             <wp:docPr id="103" name="Figure 3.2"/>
@@ -2569,7 +3769,7 @@
                     <pic:cNvPicPr/>
                   </pic:nvPicPr>
                   <pic:blipFill>
-                    <a:blip r:embed="rIdUsecase"/>
+                    <a:blip r:embed="rId9"/>
                     <a:stretch>
                       <a:fillRect/>
                     </a:stretch>
@@ -2620,7 +3820,43 @@
         <w:jc w:val="both"/>
       </w:pPr>
       <w:r>
-        <w:t>The database consists of three main collections. The User collection stores each account's username, email, hashed password, and role (user or admin). The Note collection stores each note's title, content, owner reference (user_id), tags, and favorite/pinned/trash flags, with a many-to-one relationship to User. The AuditLog collection records every role change, storing the admin who performed it (performedBy), the user affected (targetUser), the previous and new role, and a timestamp, with two separate many-to-one relationships back to User. Refer to Figure 3.3.</w:t>
+        <w:t>The database consists of three main collections. The User collection stores each account's username, email, hashed password, and role (user or admin). The Note collection stores each note's title, content, owner reference (</w:t>
+      </w:r>
+      <w:proofErr w:type="spellStart"/>
+      <w:r>
+        <w:t>user_id</w:t>
+      </w:r>
+      <w:proofErr w:type="spellEnd"/>
+      <w:r>
+        <w:t xml:space="preserve">), tags, and favorite/pinned/trash flags, with a many-to-one relationship to User. The </w:t>
+      </w:r>
+      <w:proofErr w:type="spellStart"/>
+      <w:r>
+        <w:t>AuditLog</w:t>
+      </w:r>
+      <w:proofErr w:type="spellEnd"/>
+      <w:r>
+        <w:t xml:space="preserve"> collection records every role change, storing the admin who performed it (</w:t>
+      </w:r>
+      <w:proofErr w:type="spellStart"/>
+      <w:r>
+        <w:t>performedBy</w:t>
+      </w:r>
+      <w:proofErr w:type="spellEnd"/>
+      <w:r>
+        <w:t>), the user affected (</w:t>
+      </w:r>
+      <w:proofErr w:type="spellStart"/>
+      <w:r>
+        <w:t>targetUser</w:t>
+      </w:r>
+      <w:proofErr w:type="spellEnd"/>
+      <w:r>
+        <w:t xml:space="preserve">), the previous and </w:t>
+      </w:r>
+      <w:r>
+        <w:lastRenderedPageBreak/>
+        <w:t>new role, and a timestamp, with two separate many-to-one relationships back to User. Refer to Figure 3.3.</w:t>
       </w:r>
     </w:p>
     <w:p>
@@ -2628,8 +3864,11 @@
         <w:jc w:val="center"/>
       </w:pPr>
       <w:r>
+        <w:rPr>
+          <w:noProof/>
+        </w:rPr>
         <w:drawing>
-          <wp:inline distT="0" distB="0" distL="0" distR="0">
+          <wp:inline distT="0" distB="0" distL="0" distR="0" wp14:anchorId="548EAB73" wp14:editId="00544781">
             <wp:extent cx="5120640" cy="4832584"/>
             <wp:effectExtent l="0" t="0" r="0" b="0"/>
             <wp:docPr id="104" name="Figure 3.3"/>
@@ -2644,7 +3883,7 @@
                     <pic:cNvPicPr/>
                   </pic:nvPicPr>
                   <pic:blipFill>
-                    <a:blip r:embed="rIdErd"/>
+                    <a:blip r:embed="rId10"/>
                     <a:stretch>
                       <a:fillRect/>
                     </a:stretch>
@@ -2695,7 +3934,23 @@
         <w:jc w:val="both"/>
       </w:pPr>
       <w:r>
-        <w:t>Front-end: JavaScript (React, React Router, Vite), Recharts for data visualization, and Lucide React for icons. Back-end: Node.js with Express.js, JSON Web Tokens (jsonwebtoken) and cookie-parser for authentication, and CORS middleware. Database: MongoDB with the Mongoose ODM. Development tools: Visual Studio Code, Git and GitHub for version control, and Postman for API testing.</w:t>
+        <w:t xml:space="preserve">Front-end: JavaScript (React, React Router, Vite), Recharts for data visualization, and </w:t>
+      </w:r>
+      <w:proofErr w:type="spellStart"/>
+      <w:r>
+        <w:t>Lucide</w:t>
+      </w:r>
+      <w:proofErr w:type="spellEnd"/>
+      <w:r>
+        <w:t xml:space="preserve"> React for icons. Back-end: Node.js with Express.js, JSON Web Tokens (</w:t>
+      </w:r>
+      <w:proofErr w:type="spellStart"/>
+      <w:r>
+        <w:t>jsonwebtoken</w:t>
+      </w:r>
+      <w:proofErr w:type="spellEnd"/>
+      <w:r>
+        <w:t>) and cookie-parser for authentication, and CORS middleware. Database: MongoDB with the Mongoose ODM. Development tools: Visual Studio Code, Git and GitHub for version control, and Postman for API testing.</w:t>
       </w:r>
     </w:p>
     <w:p>
@@ -2728,6 +3983,7 @@
       </w:pPr>
       <w:bookmarkStart w:id="24" w:name="_Toc235992886"/>
       <w:r>
+        <w:lastRenderedPageBreak/>
         <w:t>4.  Result and Analysis</w:t>
       </w:r>
       <w:bookmarkEnd w:id="24"/>
@@ -2795,6 +4051,7 @@
           <w:insideH w:val="single" w:sz="4" w:space="0" w:color="999999"/>
           <w:insideV w:val="single" w:sz="4" w:space="0" w:color="999999"/>
         </w:tblBorders>
+        <w:tblLook w:val="04A0" w:firstRow="1" w:lastRow="0" w:firstColumn="1" w:lastColumn="0" w:noHBand="0" w:noVBand="1"/>
       </w:tblPr>
       <w:tblGrid>
         <w:gridCol w:w="900"/>
@@ -2814,7 +4071,7 @@
                 <w:b/>
                 <w:bCs/>
               </w:rPr>
-              <w:t xml:space="preserve">ID</w:t>
+              <w:t>ID</w:t>
             </w:r>
           </w:p>
         </w:tc>
@@ -2829,7 +4086,7 @@
                 <w:b/>
                 <w:bCs/>
               </w:rPr>
-              <w:t xml:space="preserve">Test Case</w:t>
+              <w:t>Test Case</w:t>
             </w:r>
           </w:p>
         </w:tc>
@@ -2844,7 +4101,7 @@
                 <w:b/>
                 <w:bCs/>
               </w:rPr>
-              <w:t xml:space="preserve">Expected Result</w:t>
+              <w:t>Expected Result</w:t>
             </w:r>
           </w:p>
         </w:tc>
@@ -2859,7 +4116,7 @@
                 <w:b/>
                 <w:bCs/>
               </w:rPr>
-              <w:t xml:space="preserve">Status</w:t>
+              <w:t>Status</w:t>
             </w:r>
           </w:p>
         </w:tc>
@@ -2871,7 +4128,7 @@
           </w:tcPr>
           <w:p>
             <w:r>
-              <w:t xml:space="preserve">TC-1</w:t>
+              <w:t>TC-1</w:t>
             </w:r>
           </w:p>
         </w:tc>
@@ -2881,7 +4138,7 @@
           </w:tcPr>
           <w:p>
             <w:r>
-              <w:t xml:space="preserve">Register with a new email</w:t>
+              <w:t>Register with a new email</w:t>
             </w:r>
           </w:p>
         </w:tc>
@@ -2891,7 +4148,7 @@
           </w:tcPr>
           <w:p>
             <w:r>
-              <w:t xml:space="preserve">Account is created; user is logged in</w:t>
+              <w:t>Account is created; user is logged in</w:t>
             </w:r>
           </w:p>
         </w:tc>
@@ -2901,7 +4158,7 @@
           </w:tcPr>
           <w:p>
             <w:r>
-              <w:t xml:space="preserve">Pass</w:t>
+              <w:t>Pass</w:t>
             </w:r>
           </w:p>
         </w:tc>
@@ -2913,7 +4170,7 @@
           </w:tcPr>
           <w:p>
             <w:r>
-              <w:t xml:space="preserve">TC-2</w:t>
+              <w:t>TC-2</w:t>
             </w:r>
           </w:p>
         </w:tc>
@@ -2923,7 +4180,7 @@
           </w:tcPr>
           <w:p>
             <w:r>
-              <w:t xml:space="preserve">Login with correct credentials</w:t>
+              <w:t>Login with correct credentials</w:t>
             </w:r>
           </w:p>
         </w:tc>
@@ -2933,7 +4190,7 @@
           </w:tcPr>
           <w:p>
             <w:r>
-              <w:t xml:space="preserve">JWT issued; redirected to dashboard</w:t>
+              <w:t>JWT issued; redirected to dashboard</w:t>
             </w:r>
           </w:p>
         </w:tc>
@@ -2943,7 +4200,7 @@
           </w:tcPr>
           <w:p>
             <w:r>
-              <w:t xml:space="preserve">Pass</w:t>
+              <w:t>Pass</w:t>
             </w:r>
           </w:p>
         </w:tc>
@@ -2955,7 +4212,7 @@
           </w:tcPr>
           <w:p>
             <w:r>
-              <w:t xml:space="preserve">TC-3</w:t>
+              <w:t>TC-3</w:t>
             </w:r>
           </w:p>
         </w:tc>
@@ -2965,7 +4222,7 @@
           </w:tcPr>
           <w:p>
             <w:r>
-              <w:t xml:space="preserve">Login with wrong password</w:t>
+              <w:t>Login with wrong password</w:t>
             </w:r>
           </w:p>
         </w:tc>
@@ -2975,7 +4232,7 @@
           </w:tcPr>
           <w:p>
             <w:r>
-              <w:t xml:space="preserve">Access denied with an error message</w:t>
+              <w:t>Access denied with an error message</w:t>
             </w:r>
           </w:p>
         </w:tc>
@@ -2985,7 +4242,7 @@
           </w:tcPr>
           <w:p>
             <w:r>
-              <w:t xml:space="preserve">Pass</w:t>
+              <w:t>Pass</w:t>
             </w:r>
           </w:p>
         </w:tc>
@@ -2997,7 +4254,7 @@
           </w:tcPr>
           <w:p>
             <w:r>
-              <w:t xml:space="preserve">TC-4</w:t>
+              <w:t>TC-4</w:t>
             </w:r>
           </w:p>
         </w:tc>
@@ -3007,7 +4264,7 @@
           </w:tcPr>
           <w:p>
             <w:r>
-              <w:t xml:space="preserve">Create a new note</w:t>
+              <w:t>Create a new note</w:t>
             </w:r>
           </w:p>
         </w:tc>
@@ -3017,7 +4274,7 @@
           </w:tcPr>
           <w:p>
             <w:r>
-              <w:t xml:space="preserve">Note appears in the user's note list</w:t>
+              <w:t>Note appears in the user's note list</w:t>
             </w:r>
           </w:p>
         </w:tc>
@@ -3027,7 +4284,7 @@
           </w:tcPr>
           <w:p>
             <w:r>
-              <w:t xml:space="preserve">Pass</w:t>
+              <w:t>Pass</w:t>
             </w:r>
           </w:p>
         </w:tc>
@@ -3039,7 +4296,7 @@
           </w:tcPr>
           <w:p>
             <w:r>
-              <w:t xml:space="preserve">TC-5</w:t>
+              <w:t>TC-5</w:t>
             </w:r>
           </w:p>
         </w:tc>
@@ -3049,8 +4306,13 @@
           </w:tcPr>
           <w:p>
             <w:r>
-              <w:t xml:space="preserve">Non-admin visits /adminDashboard</w:t>
-            </w:r>
+              <w:t>Non-admin visits /</w:t>
+            </w:r>
+            <w:proofErr w:type="spellStart"/>
+            <w:r>
+              <w:t>adminDashboard</w:t>
+            </w:r>
+            <w:proofErr w:type="spellEnd"/>
           </w:p>
         </w:tc>
         <w:tc>
@@ -3059,7 +4321,7 @@
           </w:tcPr>
           <w:p>
             <w:r>
-              <w:t xml:space="preserve">Redirected to the regular dashboard</w:t>
+              <w:t>Redirected to the regular dashboard</w:t>
             </w:r>
           </w:p>
         </w:tc>
@@ -3069,7 +4331,7 @@
           </w:tcPr>
           <w:p>
             <w:r>
-              <w:t xml:space="preserve">Pass</w:t>
+              <w:t>Pass</w:t>
             </w:r>
           </w:p>
         </w:tc>
@@ -3081,7 +4343,7 @@
           </w:tcPr>
           <w:p>
             <w:r>
-              <w:t xml:space="preserve">TC-6</w:t>
+              <w:t>TC-6</w:t>
             </w:r>
           </w:p>
         </w:tc>
@@ -3091,7 +4353,7 @@
           </w:tcPr>
           <w:p>
             <w:r>
-              <w:t xml:space="preserve">Admin changes another user's role</w:t>
+              <w:t>Admin changes another user's role</w:t>
             </w:r>
           </w:p>
         </w:tc>
@@ -3101,7 +4363,7 @@
           </w:tcPr>
           <w:p>
             <w:r>
-              <w:t xml:space="preserve">Role updates; entry appears in audit log</w:t>
+              <w:t>Role updates; entry appears in audit log</w:t>
             </w:r>
           </w:p>
         </w:tc>
@@ -3111,7 +4373,7 @@
           </w:tcPr>
           <w:p>
             <w:r>
-              <w:t xml:space="preserve">Pass</w:t>
+              <w:t>Pass</w:t>
             </w:r>
           </w:p>
         </w:tc>
@@ -3123,7 +4385,7 @@
           </w:tcPr>
           <w:p>
             <w:r>
-              <w:t xml:space="preserve">TC-7</w:t>
+              <w:t>TC-7</w:t>
             </w:r>
           </w:p>
         </w:tc>
@@ -3133,7 +4395,7 @@
           </w:tcPr>
           <w:p>
             <w:r>
-              <w:t xml:space="preserve">Admin attempts to change own role</w:t>
+              <w:t>Admin attempts to change own role</w:t>
             </w:r>
           </w:p>
         </w:tc>
@@ -3143,7 +4405,7 @@
           </w:tcPr>
           <w:p>
             <w:r>
-              <w:t xml:space="preserve">Action blocked with an error message</w:t>
+              <w:t>Action blocked with an error message</w:t>
             </w:r>
           </w:p>
         </w:tc>
@@ -3153,7 +4415,7 @@
           </w:tcPr>
           <w:p>
             <w:r>
-              <w:t xml:space="preserve">Pass</w:t>
+              <w:t>Pass</w:t>
             </w:r>
           </w:p>
         </w:tc>
@@ -3165,7 +4427,8 @@
           </w:tcPr>
           <w:p>
             <w:r>
-              <w:t xml:space="preserve">TC-8</w:t>
+              <w:lastRenderedPageBreak/>
+              <w:t>TC-8</w:t>
             </w:r>
           </w:p>
         </w:tc>
@@ -3175,7 +4438,7 @@
           </w:tcPr>
           <w:p>
             <w:r>
-              <w:t xml:space="preserve">Export filtered users to CSV</w:t>
+              <w:t>Export filtered users to CSV</w:t>
             </w:r>
           </w:p>
         </w:tc>
@@ -3185,7 +4448,7 @@
           </w:tcPr>
           <w:p>
             <w:r>
-              <w:t xml:space="preserve">Downloaded file matches the filtered rows</w:t>
+              <w:t>Downloaded file matches the filtered rows</w:t>
             </w:r>
           </w:p>
         </w:tc>
@@ -3195,7 +4458,7 @@
           </w:tcPr>
           <w:p>
             <w:r>
-              <w:t xml:space="preserve">Pass</w:t>
+              <w:t>Pass</w:t>
             </w:r>
           </w:p>
         </w:tc>
@@ -3232,6 +4495,7 @@
       </w:pPr>
       <w:bookmarkStart w:id="28" w:name="_Toc235992890"/>
       <w:r>
+        <w:lastRenderedPageBreak/>
         <w:t>5.  Conclusion, Recommendation and Limitations</w:t>
       </w:r>
       <w:bookmarkEnd w:id="28"/>
@@ -3309,6 +4573,7 @@
           <w:sz w:val="32"/>
           <w:szCs w:val="32"/>
         </w:rPr>
+        <w:lastRenderedPageBreak/>
         <w:t>REFERENCES</w:t>
       </w:r>
     </w:p>
@@ -3318,7 +4583,15 @@
         <w:jc w:val="both"/>
       </w:pPr>
       <w:r>
-        <w:t>[1]  React documentation. “React.” react.dev (accessed 2026).</w:t>
+        <w:t xml:space="preserve">[1]  React documentation. “React.” </w:t>
+      </w:r>
+      <w:proofErr w:type="spellStart"/>
+      <w:r>
+        <w:t>react.dev</w:t>
+      </w:r>
+      <w:proofErr w:type="spellEnd"/>
+      <w:r>
+        <w:t xml:space="preserve"> (accessed 2026).</w:t>
       </w:r>
     </w:p>
     <w:p>
@@ -3342,7 +4615,7 @@
         <w:jc w:val="both"/>
       </w:pPr>
       <w:r>
-        <w:t xml:space="preserve">[4]  Mongoose documentation. “Mongoose ODM.” mongoosejs.com (accessed 2026).</w:t>
+        <w:t>[4]  Mongoose documentation. “Mongoose ODM.” mongoosejs.com (accessed 2026).</w:t>
       </w:r>
     </w:p>
     <w:p>
@@ -3361,6 +4634,7 @@
           <w:sz w:val="32"/>
           <w:szCs w:val="32"/>
         </w:rPr>
+        <w:lastRenderedPageBreak/>
         <w:t>APPENDICES</w:t>
       </w:r>
     </w:p>
@@ -3408,7 +4682,7 @@
           <w:sz w:val="16"/>
           <w:szCs w:val="16"/>
         </w:rPr>
-        <w:t xml:space="preserve">const User = require('../models/User')</w:t>
+        <w:t>const User = require('../models/User')</w:t>
       </w:r>
     </w:p>
     <w:p>
@@ -3436,7 +4710,25 @@
           <w:sz w:val="16"/>
           <w:szCs w:val="16"/>
         </w:rPr>
-        <w:t xml:space="preserve">const adminOnly = async (req, res, next) =&gt; {</w:t>
+        <w:t xml:space="preserve">const </w:t>
+      </w:r>
+      <w:proofErr w:type="spellStart"/>
+      <w:r>
+        <w:rPr>
+          <w:rFonts w:ascii="Consolas" w:hAnsi="Consolas"/>
+          <w:sz w:val="16"/>
+          <w:szCs w:val="16"/>
+        </w:rPr>
+        <w:t>adminOnly</w:t>
+      </w:r>
+      <w:proofErr w:type="spellEnd"/>
+      <w:r>
+        <w:rPr>
+          <w:rFonts w:ascii="Consolas" w:hAnsi="Consolas"/>
+          <w:sz w:val="16"/>
+          <w:szCs w:val="16"/>
+        </w:rPr>
+        <w:t xml:space="preserve"> = async (req, res, next) =&gt; {</w:t>
       </w:r>
     </w:p>
     <w:p>
@@ -3464,8 +4756,36 @@
           <w:sz w:val="16"/>
           <w:szCs w:val="16"/>
         </w:rPr>
-        <w:t xml:space="preserve">    const userId = req.user?.id || req.user?._id</w:t>
-      </w:r>
+        <w:t xml:space="preserve">    const </w:t>
+      </w:r>
+      <w:proofErr w:type="spellStart"/>
+      <w:r>
+        <w:rPr>
+          <w:rFonts w:ascii="Consolas" w:hAnsi="Consolas"/>
+          <w:sz w:val="16"/>
+          <w:szCs w:val="16"/>
+        </w:rPr>
+        <w:t>userId</w:t>
+      </w:r>
+      <w:proofErr w:type="spellEnd"/>
+      <w:r>
+        <w:rPr>
+          <w:rFonts w:ascii="Consolas" w:hAnsi="Consolas"/>
+          <w:sz w:val="16"/>
+          <w:szCs w:val="16"/>
+        </w:rPr>
+        <w:t xml:space="preserve"> = req.user?.id || </w:t>
+      </w:r>
+      <w:proofErr w:type="spellStart"/>
+      <w:r>
+        <w:rPr>
+          <w:rFonts w:ascii="Consolas" w:hAnsi="Consolas"/>
+          <w:sz w:val="16"/>
+          <w:szCs w:val="16"/>
+        </w:rPr>
+        <w:t>req.user?._id</w:t>
+      </w:r>
+      <w:proofErr w:type="spellEnd"/>
     </w:p>
     <w:p>
       <w:pPr>
@@ -3478,7 +4798,25 @@
           <w:sz w:val="16"/>
           <w:szCs w:val="16"/>
         </w:rPr>
-        <w:t xml:space="preserve">    if (!userId) {</w:t>
+        <w:t xml:space="preserve">    if (!</w:t>
+      </w:r>
+      <w:proofErr w:type="spellStart"/>
+      <w:r>
+        <w:rPr>
+          <w:rFonts w:ascii="Consolas" w:hAnsi="Consolas"/>
+          <w:sz w:val="16"/>
+          <w:szCs w:val="16"/>
+        </w:rPr>
+        <w:t>userId</w:t>
+      </w:r>
+      <w:proofErr w:type="spellEnd"/>
+      <w:r>
+        <w:rPr>
+          <w:rFonts w:ascii="Consolas" w:hAnsi="Consolas"/>
+          <w:sz w:val="16"/>
+          <w:szCs w:val="16"/>
+        </w:rPr>
+        <w:t>) {</w:t>
       </w:r>
     </w:p>
     <w:p>
@@ -3492,7 +4830,43 @@
           <w:sz w:val="16"/>
           <w:szCs w:val="16"/>
         </w:rPr>
-        <w:t xml:space="preserve">      return res.status(401).json({ error: 'Access token required. Please log in.' })</w:t>
+        <w:t xml:space="preserve">      return </w:t>
+      </w:r>
+      <w:proofErr w:type="spellStart"/>
+      <w:r>
+        <w:rPr>
+          <w:rFonts w:ascii="Consolas" w:hAnsi="Consolas"/>
+          <w:sz w:val="16"/>
+          <w:szCs w:val="16"/>
+        </w:rPr>
+        <w:t>res.status</w:t>
+      </w:r>
+      <w:proofErr w:type="spellEnd"/>
+      <w:r>
+        <w:rPr>
+          <w:rFonts w:ascii="Consolas" w:hAnsi="Consolas"/>
+          <w:sz w:val="16"/>
+          <w:szCs w:val="16"/>
+        </w:rPr>
+        <w:t>(401).</w:t>
+      </w:r>
+      <w:proofErr w:type="spellStart"/>
+      <w:r>
+        <w:rPr>
+          <w:rFonts w:ascii="Consolas" w:hAnsi="Consolas"/>
+          <w:sz w:val="16"/>
+          <w:szCs w:val="16"/>
+        </w:rPr>
+        <w:t>json</w:t>
+      </w:r>
+      <w:proofErr w:type="spellEnd"/>
+      <w:r>
+        <w:rPr>
+          <w:rFonts w:ascii="Consolas" w:hAnsi="Consolas"/>
+          <w:sz w:val="16"/>
+          <w:szCs w:val="16"/>
+        </w:rPr>
+        <w:t>({ error: 'Access token required. Please log in.' })</w:t>
       </w:r>
     </w:p>
     <w:p>
@@ -3520,7 +4894,61 @@
           <w:sz w:val="16"/>
           <w:szCs w:val="16"/>
         </w:rPr>
-        <w:t xml:space="preserve">    const dbUser = await User.findById(userId)</w:t>
+        <w:t xml:space="preserve">    const </w:t>
+      </w:r>
+      <w:proofErr w:type="spellStart"/>
+      <w:r>
+        <w:rPr>
+          <w:rFonts w:ascii="Consolas" w:hAnsi="Consolas"/>
+          <w:sz w:val="16"/>
+          <w:szCs w:val="16"/>
+        </w:rPr>
+        <w:t>dbUser</w:t>
+      </w:r>
+      <w:proofErr w:type="spellEnd"/>
+      <w:r>
+        <w:rPr>
+          <w:rFonts w:ascii="Consolas" w:hAnsi="Consolas"/>
+          <w:sz w:val="16"/>
+          <w:szCs w:val="16"/>
+        </w:rPr>
+        <w:t xml:space="preserve"> = await </w:t>
+      </w:r>
+      <w:proofErr w:type="spellStart"/>
+      <w:r>
+        <w:rPr>
+          <w:rFonts w:ascii="Consolas" w:hAnsi="Consolas"/>
+          <w:sz w:val="16"/>
+          <w:szCs w:val="16"/>
+        </w:rPr>
+        <w:t>User.findById</w:t>
+      </w:r>
+      <w:proofErr w:type="spellEnd"/>
+      <w:r>
+        <w:rPr>
+          <w:rFonts w:ascii="Consolas" w:hAnsi="Consolas"/>
+          <w:sz w:val="16"/>
+          <w:szCs w:val="16"/>
+        </w:rPr>
+        <w:t>(</w:t>
+      </w:r>
+      <w:proofErr w:type="spellStart"/>
+      <w:r>
+        <w:rPr>
+          <w:rFonts w:ascii="Consolas" w:hAnsi="Consolas"/>
+          <w:sz w:val="16"/>
+          <w:szCs w:val="16"/>
+        </w:rPr>
+        <w:t>userId</w:t>
+      </w:r>
+      <w:proofErr w:type="spellEnd"/>
+      <w:r>
+        <w:rPr>
+          <w:rFonts w:ascii="Consolas" w:hAnsi="Consolas"/>
+          <w:sz w:val="16"/>
+          <w:szCs w:val="16"/>
+        </w:rPr>
+        <w:t>)</w:t>
       </w:r>
     </w:p>
     <w:p>
@@ -3534,7 +4962,43 @@
           <w:sz w:val="16"/>
           <w:szCs w:val="16"/>
         </w:rPr>
-        <w:t xml:space="preserve">    if (!dbUser || dbUser.role !== 'admin') {</w:t>
+        <w:t xml:space="preserve">    if (!</w:t>
+      </w:r>
+      <w:proofErr w:type="spellStart"/>
+      <w:r>
+        <w:rPr>
+          <w:rFonts w:ascii="Consolas" w:hAnsi="Consolas"/>
+          <w:sz w:val="16"/>
+          <w:szCs w:val="16"/>
+        </w:rPr>
+        <w:t>dbUser</w:t>
+      </w:r>
+      <w:proofErr w:type="spellEnd"/>
+      <w:r>
+        <w:rPr>
+          <w:rFonts w:ascii="Consolas" w:hAnsi="Consolas"/>
+          <w:sz w:val="16"/>
+          <w:szCs w:val="16"/>
+        </w:rPr>
+        <w:t xml:space="preserve"> || </w:t>
+      </w:r>
+      <w:proofErr w:type="spellStart"/>
+      <w:r>
+        <w:rPr>
+          <w:rFonts w:ascii="Consolas" w:hAnsi="Consolas"/>
+          <w:sz w:val="16"/>
+          <w:szCs w:val="16"/>
+        </w:rPr>
+        <w:t>dbUser.role</w:t>
+      </w:r>
+      <w:proofErr w:type="spellEnd"/>
+      <w:r>
+        <w:rPr>
+          <w:rFonts w:ascii="Consolas" w:hAnsi="Consolas"/>
+          <w:sz w:val="16"/>
+          <w:szCs w:val="16"/>
+        </w:rPr>
+        <w:t xml:space="preserve"> !== 'admin') {</w:t>
       </w:r>
     </w:p>
     <w:p>
@@ -3548,7 +5012,43 @@
           <w:sz w:val="16"/>
           <w:szCs w:val="16"/>
         </w:rPr>
-        <w:t xml:space="preserve">      return res.status(403).json({ error: 'Admin access required.' })</w:t>
+        <w:t xml:space="preserve">      return </w:t>
+      </w:r>
+      <w:proofErr w:type="spellStart"/>
+      <w:r>
+        <w:rPr>
+          <w:rFonts w:ascii="Consolas" w:hAnsi="Consolas"/>
+          <w:sz w:val="16"/>
+          <w:szCs w:val="16"/>
+        </w:rPr>
+        <w:t>res.status</w:t>
+      </w:r>
+      <w:proofErr w:type="spellEnd"/>
+      <w:r>
+        <w:rPr>
+          <w:rFonts w:ascii="Consolas" w:hAnsi="Consolas"/>
+          <w:sz w:val="16"/>
+          <w:szCs w:val="16"/>
+        </w:rPr>
+        <w:t>(403).</w:t>
+      </w:r>
+      <w:proofErr w:type="spellStart"/>
+      <w:r>
+        <w:rPr>
+          <w:rFonts w:ascii="Consolas" w:hAnsi="Consolas"/>
+          <w:sz w:val="16"/>
+          <w:szCs w:val="16"/>
+        </w:rPr>
+        <w:t>json</w:t>
+      </w:r>
+      <w:proofErr w:type="spellEnd"/>
+      <w:r>
+        <w:rPr>
+          <w:rFonts w:ascii="Consolas" w:hAnsi="Consolas"/>
+          <w:sz w:val="16"/>
+          <w:szCs w:val="16"/>
+        </w:rPr>
+        <w:t>({ error: 'Admin access required.' })</w:t>
       </w:r>
     </w:p>
     <w:p>
@@ -3576,8 +5076,36 @@
           <w:sz w:val="16"/>
           <w:szCs w:val="16"/>
         </w:rPr>
-        <w:t xml:space="preserve">    req.adminUser = dbUser</w:t>
-      </w:r>
+        <w:t xml:space="preserve">    </w:t>
+      </w:r>
+      <w:proofErr w:type="spellStart"/>
+      <w:r>
+        <w:rPr>
+          <w:rFonts w:ascii="Consolas" w:hAnsi="Consolas"/>
+          <w:sz w:val="16"/>
+          <w:szCs w:val="16"/>
+        </w:rPr>
+        <w:t>req.adminUser</w:t>
+      </w:r>
+      <w:proofErr w:type="spellEnd"/>
+      <w:r>
+        <w:rPr>
+          <w:rFonts w:ascii="Consolas" w:hAnsi="Consolas"/>
+          <w:sz w:val="16"/>
+          <w:szCs w:val="16"/>
+        </w:rPr>
+        <w:t xml:space="preserve"> = </w:t>
+      </w:r>
+      <w:proofErr w:type="spellStart"/>
+      <w:r>
+        <w:rPr>
+          <w:rFonts w:ascii="Consolas" w:hAnsi="Consolas"/>
+          <w:sz w:val="16"/>
+          <w:szCs w:val="16"/>
+        </w:rPr>
+        <w:t>dbUser</w:t>
+      </w:r>
+      <w:proofErr w:type="spellEnd"/>
     </w:p>
     <w:p>
       <w:pPr>
@@ -3618,7 +5146,43 @@
           <w:sz w:val="16"/>
           <w:szCs w:val="16"/>
         </w:rPr>
-        <w:t xml:space="preserve">    res.status(500).json({ error: 'Something went wrong verifying admin access.' })</w:t>
+        <w:t xml:space="preserve">    </w:t>
+      </w:r>
+      <w:proofErr w:type="spellStart"/>
+      <w:r>
+        <w:rPr>
+          <w:rFonts w:ascii="Consolas" w:hAnsi="Consolas"/>
+          <w:sz w:val="16"/>
+          <w:szCs w:val="16"/>
+        </w:rPr>
+        <w:t>res.status</w:t>
+      </w:r>
+      <w:proofErr w:type="spellEnd"/>
+      <w:r>
+        <w:rPr>
+          <w:rFonts w:ascii="Consolas" w:hAnsi="Consolas"/>
+          <w:sz w:val="16"/>
+          <w:szCs w:val="16"/>
+        </w:rPr>
+        <w:t>(500).</w:t>
+      </w:r>
+      <w:proofErr w:type="spellStart"/>
+      <w:r>
+        <w:rPr>
+          <w:rFonts w:ascii="Consolas" w:hAnsi="Consolas"/>
+          <w:sz w:val="16"/>
+          <w:szCs w:val="16"/>
+        </w:rPr>
+        <w:t>json</w:t>
+      </w:r>
+      <w:proofErr w:type="spellEnd"/>
+      <w:r>
+        <w:rPr>
+          <w:rFonts w:ascii="Consolas" w:hAnsi="Consolas"/>
+          <w:sz w:val="16"/>
+          <w:szCs w:val="16"/>
+        </w:rPr>
+        <w:t>({ error: 'Something went wrong verifying admin access.' })</w:t>
       </w:r>
     </w:p>
     <w:p>
@@ -3646,7 +5210,7 @@
           <w:sz w:val="16"/>
           <w:szCs w:val="16"/>
         </w:rPr>
-        <w:t xml:space="preserve">}</w:t>
+        <w:t>}</w:t>
       </w:r>
     </w:p>
     <w:p>
@@ -3668,14 +5232,34 @@
         <w:shd w:val="clear" w:color="auto" w:fill="F3F1FF"/>
         <w:spacing w:after="0"/>
       </w:pPr>
-      <w:r>
-        <w:rPr>
-          <w:rFonts w:ascii="Consolas" w:hAnsi="Consolas"/>
-          <w:sz w:val="16"/>
-          <w:szCs w:val="16"/>
-        </w:rPr>
-        <w:t xml:space="preserve">module.exports = adminOnly</w:t>
-      </w:r>
+      <w:proofErr w:type="spellStart"/>
+      <w:r>
+        <w:rPr>
+          <w:rFonts w:ascii="Consolas" w:hAnsi="Consolas"/>
+          <w:sz w:val="16"/>
+          <w:szCs w:val="16"/>
+        </w:rPr>
+        <w:t>module.exports</w:t>
+      </w:r>
+      <w:proofErr w:type="spellEnd"/>
+      <w:r>
+        <w:rPr>
+          <w:rFonts w:ascii="Consolas" w:hAnsi="Consolas"/>
+          <w:sz w:val="16"/>
+          <w:szCs w:val="16"/>
+        </w:rPr>
+        <w:t xml:space="preserve"> = </w:t>
+      </w:r>
+      <w:proofErr w:type="spellStart"/>
+      <w:r>
+        <w:rPr>
+          <w:rFonts w:ascii="Consolas" w:hAnsi="Consolas"/>
+          <w:sz w:val="16"/>
+          <w:szCs w:val="16"/>
+        </w:rPr>
+        <w:t>adminOnly</w:t>
+      </w:r>
+      <w:proofErr w:type="spellEnd"/>
     </w:p>
     <w:p/>
     <w:p>
@@ -3703,7 +5287,25 @@
           <w:sz w:val="16"/>
           <w:szCs w:val="16"/>
         </w:rPr>
-        <w:t xml:space="preserve">const updateUserRole = async (req, res) =&gt; {</w:t>
+        <w:t xml:space="preserve">const </w:t>
+      </w:r>
+      <w:proofErr w:type="spellStart"/>
+      <w:r>
+        <w:rPr>
+          <w:rFonts w:ascii="Consolas" w:hAnsi="Consolas"/>
+          <w:sz w:val="16"/>
+          <w:szCs w:val="16"/>
+        </w:rPr>
+        <w:t>updateUserRole</w:t>
+      </w:r>
+      <w:proofErr w:type="spellEnd"/>
+      <w:r>
+        <w:rPr>
+          <w:rFonts w:ascii="Consolas" w:hAnsi="Consolas"/>
+          <w:sz w:val="16"/>
+          <w:szCs w:val="16"/>
+        </w:rPr>
+        <w:t xml:space="preserve"> = async (req, res) =&gt; {</w:t>
       </w:r>
     </w:p>
     <w:p>
@@ -3731,8 +5333,18 @@
           <w:sz w:val="16"/>
           <w:szCs w:val="16"/>
         </w:rPr>
-        <w:t xml:space="preserve">    const { role } = req.body</w:t>
-      </w:r>
+        <w:t xml:space="preserve">    const { role } = </w:t>
+      </w:r>
+      <w:proofErr w:type="spellStart"/>
+      <w:r>
+        <w:rPr>
+          <w:rFonts w:ascii="Consolas" w:hAnsi="Consolas"/>
+          <w:sz w:val="16"/>
+          <w:szCs w:val="16"/>
+        </w:rPr>
+        <w:t>req.body</w:t>
+      </w:r>
+      <w:proofErr w:type="spellEnd"/>
     </w:p>
     <w:p>
       <w:pPr>
@@ -3759,7 +5371,43 @@
           <w:sz w:val="16"/>
           <w:szCs w:val="16"/>
         </w:rPr>
-        <w:t xml:space="preserve">      return res.status(400).json({ error: "Role must be 'user' or 'admin'." })</w:t>
+        <w:t xml:space="preserve">      return </w:t>
+      </w:r>
+      <w:proofErr w:type="spellStart"/>
+      <w:r>
+        <w:rPr>
+          <w:rFonts w:ascii="Consolas" w:hAnsi="Consolas"/>
+          <w:sz w:val="16"/>
+          <w:szCs w:val="16"/>
+        </w:rPr>
+        <w:t>res.status</w:t>
+      </w:r>
+      <w:proofErr w:type="spellEnd"/>
+      <w:r>
+        <w:rPr>
+          <w:rFonts w:ascii="Consolas" w:hAnsi="Consolas"/>
+          <w:sz w:val="16"/>
+          <w:szCs w:val="16"/>
+        </w:rPr>
+        <w:t>(400).</w:t>
+      </w:r>
+      <w:proofErr w:type="spellStart"/>
+      <w:r>
+        <w:rPr>
+          <w:rFonts w:ascii="Consolas" w:hAnsi="Consolas"/>
+          <w:sz w:val="16"/>
+          <w:szCs w:val="16"/>
+        </w:rPr>
+        <w:t>json</w:t>
+      </w:r>
+      <w:proofErr w:type="spellEnd"/>
+      <w:r>
+        <w:rPr>
+          <w:rFonts w:ascii="Consolas" w:hAnsi="Consolas"/>
+          <w:sz w:val="16"/>
+          <w:szCs w:val="16"/>
+        </w:rPr>
+        <w:t>({ error: "Role must be 'user' or 'admin'." })</w:t>
       </w:r>
     </w:p>
     <w:p>
@@ -3787,7 +5435,25 @@
           <w:sz w:val="16"/>
           <w:szCs w:val="16"/>
         </w:rPr>
-        <w:t xml:space="preserve">    const before = await User.findById(req.params.id)</w:t>
+        <w:t xml:space="preserve">    const before = await </w:t>
+      </w:r>
+      <w:proofErr w:type="spellStart"/>
+      <w:r>
+        <w:rPr>
+          <w:rFonts w:ascii="Consolas" w:hAnsi="Consolas"/>
+          <w:sz w:val="16"/>
+          <w:szCs w:val="16"/>
+        </w:rPr>
+        <w:t>User.findById</w:t>
+      </w:r>
+      <w:proofErr w:type="spellEnd"/>
+      <w:r>
+        <w:rPr>
+          <w:rFonts w:ascii="Consolas" w:hAnsi="Consolas"/>
+          <w:sz w:val="16"/>
+          <w:szCs w:val="16"/>
+        </w:rPr>
+        <w:t>(req.params.id)</w:t>
       </w:r>
     </w:p>
     <w:p>
@@ -3801,7 +5467,43 @@
           <w:sz w:val="16"/>
           <w:szCs w:val="16"/>
         </w:rPr>
-        <w:t xml:space="preserve">    if (!before) return res.status(404).json({ error: 'User not found.' })</w:t>
+        <w:t xml:space="preserve">    if (!before) return </w:t>
+      </w:r>
+      <w:proofErr w:type="spellStart"/>
+      <w:r>
+        <w:rPr>
+          <w:rFonts w:ascii="Consolas" w:hAnsi="Consolas"/>
+          <w:sz w:val="16"/>
+          <w:szCs w:val="16"/>
+        </w:rPr>
+        <w:t>res.status</w:t>
+      </w:r>
+      <w:proofErr w:type="spellEnd"/>
+      <w:r>
+        <w:rPr>
+          <w:rFonts w:ascii="Consolas" w:hAnsi="Consolas"/>
+          <w:sz w:val="16"/>
+          <w:szCs w:val="16"/>
+        </w:rPr>
+        <w:t>(404).</w:t>
+      </w:r>
+      <w:proofErr w:type="spellStart"/>
+      <w:r>
+        <w:rPr>
+          <w:rFonts w:ascii="Consolas" w:hAnsi="Consolas"/>
+          <w:sz w:val="16"/>
+          <w:szCs w:val="16"/>
+        </w:rPr>
+        <w:t>json</w:t>
+      </w:r>
+      <w:proofErr w:type="spellEnd"/>
+      <w:r>
+        <w:rPr>
+          <w:rFonts w:ascii="Consolas" w:hAnsi="Consolas"/>
+          <w:sz w:val="16"/>
+          <w:szCs w:val="16"/>
+        </w:rPr>
+        <w:t>({ error: 'User not found.' })</w:t>
       </w:r>
     </w:p>
     <w:p>
@@ -3829,7 +5531,25 @@
           <w:sz w:val="16"/>
           <w:szCs w:val="16"/>
         </w:rPr>
-        <w:t xml:space="preserve">    if (String(req.adminUser._id) === String(req.params.id)) {</w:t>
+        <w:t xml:space="preserve">    if (String(req.</w:t>
+      </w:r>
+      <w:proofErr w:type="spellStart"/>
+      <w:r>
+        <w:rPr>
+          <w:rFonts w:ascii="Consolas" w:hAnsi="Consolas"/>
+          <w:sz w:val="16"/>
+          <w:szCs w:val="16"/>
+        </w:rPr>
+        <w:t>adminUser</w:t>
+      </w:r>
+      <w:proofErr w:type="spellEnd"/>
+      <w:r>
+        <w:rPr>
+          <w:rFonts w:ascii="Consolas" w:hAnsi="Consolas"/>
+          <w:sz w:val="16"/>
+          <w:szCs w:val="16"/>
+        </w:rPr>
+        <w:t>._id) === String(req.params.id)) {</w:t>
       </w:r>
     </w:p>
     <w:p>
@@ -3843,7 +5563,43 @@
           <w:sz w:val="16"/>
           <w:szCs w:val="16"/>
         </w:rPr>
-        <w:t xml:space="preserve">      return res.status(400).json({ error: "You can't change your own role from here." })</w:t>
+        <w:t xml:space="preserve">      return </w:t>
+      </w:r>
+      <w:proofErr w:type="spellStart"/>
+      <w:r>
+        <w:rPr>
+          <w:rFonts w:ascii="Consolas" w:hAnsi="Consolas"/>
+          <w:sz w:val="16"/>
+          <w:szCs w:val="16"/>
+        </w:rPr>
+        <w:t>res.status</w:t>
+      </w:r>
+      <w:proofErr w:type="spellEnd"/>
+      <w:r>
+        <w:rPr>
+          <w:rFonts w:ascii="Consolas" w:hAnsi="Consolas"/>
+          <w:sz w:val="16"/>
+          <w:szCs w:val="16"/>
+        </w:rPr>
+        <w:t>(400).</w:t>
+      </w:r>
+      <w:proofErr w:type="spellStart"/>
+      <w:r>
+        <w:rPr>
+          <w:rFonts w:ascii="Consolas" w:hAnsi="Consolas"/>
+          <w:sz w:val="16"/>
+          <w:szCs w:val="16"/>
+        </w:rPr>
+        <w:t>json</w:t>
+      </w:r>
+      <w:proofErr w:type="spellEnd"/>
+      <w:r>
+        <w:rPr>
+          <w:rFonts w:ascii="Consolas" w:hAnsi="Consolas"/>
+          <w:sz w:val="16"/>
+          <w:szCs w:val="16"/>
+        </w:rPr>
+        <w:t>({ error: "You can't change your own role from here." })</w:t>
       </w:r>
     </w:p>
     <w:p>
@@ -3871,7 +5627,25 @@
           <w:sz w:val="16"/>
           <w:szCs w:val="16"/>
         </w:rPr>
-        <w:t xml:space="preserve">    if (before.role === role) {</w:t>
+        <w:t xml:space="preserve">    if (</w:t>
+      </w:r>
+      <w:proofErr w:type="spellStart"/>
+      <w:r>
+        <w:rPr>
+          <w:rFonts w:ascii="Consolas" w:hAnsi="Consolas"/>
+          <w:sz w:val="16"/>
+          <w:szCs w:val="16"/>
+        </w:rPr>
+        <w:t>before.role</w:t>
+      </w:r>
+      <w:proofErr w:type="spellEnd"/>
+      <w:r>
+        <w:rPr>
+          <w:rFonts w:ascii="Consolas" w:hAnsi="Consolas"/>
+          <w:sz w:val="16"/>
+          <w:szCs w:val="16"/>
+        </w:rPr>
+        <w:t xml:space="preserve"> === role) {</w:t>
       </w:r>
     </w:p>
     <w:p>
@@ -3885,7 +5659,61 @@
           <w:sz w:val="16"/>
           <w:szCs w:val="16"/>
         </w:rPr>
-        <w:t xml:space="preserve">      return res.json({ id: before._id, role: before.role })</w:t>
+        <w:t xml:space="preserve">      return </w:t>
+      </w:r>
+      <w:proofErr w:type="spellStart"/>
+      <w:r>
+        <w:rPr>
+          <w:rFonts w:ascii="Consolas" w:hAnsi="Consolas"/>
+          <w:sz w:val="16"/>
+          <w:szCs w:val="16"/>
+        </w:rPr>
+        <w:t>res.json</w:t>
+      </w:r>
+      <w:proofErr w:type="spellEnd"/>
+      <w:r>
+        <w:rPr>
+          <w:rFonts w:ascii="Consolas" w:hAnsi="Consolas"/>
+          <w:sz w:val="16"/>
+          <w:szCs w:val="16"/>
+        </w:rPr>
+        <w:t xml:space="preserve">({ id: </w:t>
+      </w:r>
+      <w:proofErr w:type="spellStart"/>
+      <w:r>
+        <w:rPr>
+          <w:rFonts w:ascii="Consolas" w:hAnsi="Consolas"/>
+          <w:sz w:val="16"/>
+          <w:szCs w:val="16"/>
+        </w:rPr>
+        <w:t>before._id</w:t>
+      </w:r>
+      <w:proofErr w:type="spellEnd"/>
+      <w:r>
+        <w:rPr>
+          <w:rFonts w:ascii="Consolas" w:hAnsi="Consolas"/>
+          <w:sz w:val="16"/>
+          <w:szCs w:val="16"/>
+        </w:rPr>
+        <w:t xml:space="preserve">, role: </w:t>
+      </w:r>
+      <w:proofErr w:type="spellStart"/>
+      <w:r>
+        <w:rPr>
+          <w:rFonts w:ascii="Consolas" w:hAnsi="Consolas"/>
+          <w:sz w:val="16"/>
+          <w:szCs w:val="16"/>
+        </w:rPr>
+        <w:t>before.role</w:t>
+      </w:r>
+      <w:proofErr w:type="spellEnd"/>
+      <w:r>
+        <w:rPr>
+          <w:rFonts w:ascii="Consolas" w:hAnsi="Consolas"/>
+          <w:sz w:val="16"/>
+          <w:szCs w:val="16"/>
+        </w:rPr>
+        <w:t xml:space="preserve"> })</w:t>
       </w:r>
     </w:p>
     <w:p>
@@ -3927,7 +5755,25 @@
           <w:sz w:val="16"/>
           <w:szCs w:val="16"/>
         </w:rPr>
-        <w:t xml:space="preserve">    const updated = await User.findByIdAndUpdate(req.params.id, { role }, { new: true })</w:t>
+        <w:t xml:space="preserve">    const updated = await </w:t>
+      </w:r>
+      <w:proofErr w:type="spellStart"/>
+      <w:r>
+        <w:rPr>
+          <w:rFonts w:ascii="Consolas" w:hAnsi="Consolas"/>
+          <w:sz w:val="16"/>
+          <w:szCs w:val="16"/>
+        </w:rPr>
+        <w:t>User.findByIdAndUpdate</w:t>
+      </w:r>
+      <w:proofErr w:type="spellEnd"/>
+      <w:r>
+        <w:rPr>
+          <w:rFonts w:ascii="Consolas" w:hAnsi="Consolas"/>
+          <w:sz w:val="16"/>
+          <w:szCs w:val="16"/>
+        </w:rPr>
+        <w:t>(req.params.id, { role }, { new: true })</w:t>
       </w:r>
     </w:p>
     <w:p>
@@ -3955,7 +5801,25 @@
           <w:sz w:val="16"/>
           <w:szCs w:val="16"/>
         </w:rPr>
-        <w:t xml:space="preserve">    await AuditLog.create({</w:t>
+        <w:t xml:space="preserve">    await </w:t>
+      </w:r>
+      <w:proofErr w:type="spellStart"/>
+      <w:r>
+        <w:rPr>
+          <w:rFonts w:ascii="Consolas" w:hAnsi="Consolas"/>
+          <w:sz w:val="16"/>
+          <w:szCs w:val="16"/>
+        </w:rPr>
+        <w:t>AuditLog.create</w:t>
+      </w:r>
+      <w:proofErr w:type="spellEnd"/>
+      <w:r>
+        <w:rPr>
+          <w:rFonts w:ascii="Consolas" w:hAnsi="Consolas"/>
+          <w:sz w:val="16"/>
+          <w:szCs w:val="16"/>
+        </w:rPr>
+        <w:t>({</w:t>
       </w:r>
     </w:p>
     <w:p>
@@ -3969,7 +5833,25 @@
           <w:sz w:val="16"/>
           <w:szCs w:val="16"/>
         </w:rPr>
-        <w:t xml:space="preserve">      action: 'role_change',</w:t>
+        <w:t xml:space="preserve">      action: '</w:t>
+      </w:r>
+      <w:proofErr w:type="spellStart"/>
+      <w:r>
+        <w:rPr>
+          <w:rFonts w:ascii="Consolas" w:hAnsi="Consolas"/>
+          <w:sz w:val="16"/>
+          <w:szCs w:val="16"/>
+        </w:rPr>
+        <w:t>role_change</w:t>
+      </w:r>
+      <w:proofErr w:type="spellEnd"/>
+      <w:r>
+        <w:rPr>
+          <w:rFonts w:ascii="Consolas" w:hAnsi="Consolas"/>
+          <w:sz w:val="16"/>
+          <w:szCs w:val="16"/>
+        </w:rPr>
+        <w:t>',</w:t>
       </w:r>
     </w:p>
     <w:p>
@@ -3983,7 +5865,43 @@
           <w:sz w:val="16"/>
           <w:szCs w:val="16"/>
         </w:rPr>
-        <w:t xml:space="preserve">      performedBy: req.adminUser._id,</w:t>
+        <w:t xml:space="preserve">      </w:t>
+      </w:r>
+      <w:proofErr w:type="spellStart"/>
+      <w:r>
+        <w:rPr>
+          <w:rFonts w:ascii="Consolas" w:hAnsi="Consolas"/>
+          <w:sz w:val="16"/>
+          <w:szCs w:val="16"/>
+        </w:rPr>
+        <w:t>performedBy</w:t>
+      </w:r>
+      <w:proofErr w:type="spellEnd"/>
+      <w:r>
+        <w:rPr>
+          <w:rFonts w:ascii="Consolas" w:hAnsi="Consolas"/>
+          <w:sz w:val="16"/>
+          <w:szCs w:val="16"/>
+        </w:rPr>
+        <w:t>: req.</w:t>
+      </w:r>
+      <w:proofErr w:type="spellStart"/>
+      <w:r>
+        <w:rPr>
+          <w:rFonts w:ascii="Consolas" w:hAnsi="Consolas"/>
+          <w:sz w:val="16"/>
+          <w:szCs w:val="16"/>
+        </w:rPr>
+        <w:t>adminUser</w:t>
+      </w:r>
+      <w:proofErr w:type="spellEnd"/>
+      <w:r>
+        <w:rPr>
+          <w:rFonts w:ascii="Consolas" w:hAnsi="Consolas"/>
+          <w:sz w:val="16"/>
+          <w:szCs w:val="16"/>
+        </w:rPr>
+        <w:t>._id,</w:t>
       </w:r>
     </w:p>
     <w:p>
@@ -3997,7 +5915,43 @@
           <w:sz w:val="16"/>
           <w:szCs w:val="16"/>
         </w:rPr>
-        <w:t xml:space="preserve">      targetUser: updated._id,</w:t>
+        <w:t xml:space="preserve">      </w:t>
+      </w:r>
+      <w:proofErr w:type="spellStart"/>
+      <w:r>
+        <w:rPr>
+          <w:rFonts w:ascii="Consolas" w:hAnsi="Consolas"/>
+          <w:sz w:val="16"/>
+          <w:szCs w:val="16"/>
+        </w:rPr>
+        <w:t>targetUser</w:t>
+      </w:r>
+      <w:proofErr w:type="spellEnd"/>
+      <w:r>
+        <w:rPr>
+          <w:rFonts w:ascii="Consolas" w:hAnsi="Consolas"/>
+          <w:sz w:val="16"/>
+          <w:szCs w:val="16"/>
+        </w:rPr>
+        <w:t xml:space="preserve">: </w:t>
+      </w:r>
+      <w:proofErr w:type="spellStart"/>
+      <w:r>
+        <w:rPr>
+          <w:rFonts w:ascii="Consolas" w:hAnsi="Consolas"/>
+          <w:sz w:val="16"/>
+          <w:szCs w:val="16"/>
+        </w:rPr>
+        <w:t>updated._id</w:t>
+      </w:r>
+      <w:proofErr w:type="spellEnd"/>
+      <w:r>
+        <w:rPr>
+          <w:rFonts w:ascii="Consolas" w:hAnsi="Consolas"/>
+          <w:sz w:val="16"/>
+          <w:szCs w:val="16"/>
+        </w:rPr>
+        <w:t>,</w:t>
       </w:r>
     </w:p>
     <w:p>
@@ -4011,7 +5965,43 @@
           <w:sz w:val="16"/>
           <w:szCs w:val="16"/>
         </w:rPr>
-        <w:t xml:space="preserve">      previousRole: before.role,</w:t>
+        <w:t xml:space="preserve">      </w:t>
+      </w:r>
+      <w:proofErr w:type="spellStart"/>
+      <w:r>
+        <w:rPr>
+          <w:rFonts w:ascii="Consolas" w:hAnsi="Consolas"/>
+          <w:sz w:val="16"/>
+          <w:szCs w:val="16"/>
+        </w:rPr>
+        <w:t>previousRole</w:t>
+      </w:r>
+      <w:proofErr w:type="spellEnd"/>
+      <w:r>
+        <w:rPr>
+          <w:rFonts w:ascii="Consolas" w:hAnsi="Consolas"/>
+          <w:sz w:val="16"/>
+          <w:szCs w:val="16"/>
+        </w:rPr>
+        <w:t xml:space="preserve">: </w:t>
+      </w:r>
+      <w:proofErr w:type="spellStart"/>
+      <w:r>
+        <w:rPr>
+          <w:rFonts w:ascii="Consolas" w:hAnsi="Consolas"/>
+          <w:sz w:val="16"/>
+          <w:szCs w:val="16"/>
+        </w:rPr>
+        <w:t>before.role</w:t>
+      </w:r>
+      <w:proofErr w:type="spellEnd"/>
+      <w:r>
+        <w:rPr>
+          <w:rFonts w:ascii="Consolas" w:hAnsi="Consolas"/>
+          <w:sz w:val="16"/>
+          <w:szCs w:val="16"/>
+        </w:rPr>
+        <w:t>,</w:t>
       </w:r>
     </w:p>
     <w:p>
@@ -4025,7 +6015,43 @@
           <w:sz w:val="16"/>
           <w:szCs w:val="16"/>
         </w:rPr>
-        <w:t xml:space="preserve">      newRole: updated.role,</w:t>
+        <w:t xml:space="preserve">      </w:t>
+      </w:r>
+      <w:proofErr w:type="spellStart"/>
+      <w:r>
+        <w:rPr>
+          <w:rFonts w:ascii="Consolas" w:hAnsi="Consolas"/>
+          <w:sz w:val="16"/>
+          <w:szCs w:val="16"/>
+        </w:rPr>
+        <w:t>newRole</w:t>
+      </w:r>
+      <w:proofErr w:type="spellEnd"/>
+      <w:r>
+        <w:rPr>
+          <w:rFonts w:ascii="Consolas" w:hAnsi="Consolas"/>
+          <w:sz w:val="16"/>
+          <w:szCs w:val="16"/>
+        </w:rPr>
+        <w:t xml:space="preserve">: </w:t>
+      </w:r>
+      <w:proofErr w:type="spellStart"/>
+      <w:r>
+        <w:rPr>
+          <w:rFonts w:ascii="Consolas" w:hAnsi="Consolas"/>
+          <w:sz w:val="16"/>
+          <w:szCs w:val="16"/>
+        </w:rPr>
+        <w:t>updated.role</w:t>
+      </w:r>
+      <w:proofErr w:type="spellEnd"/>
+      <w:r>
+        <w:rPr>
+          <w:rFonts w:ascii="Consolas" w:hAnsi="Consolas"/>
+          <w:sz w:val="16"/>
+          <w:szCs w:val="16"/>
+        </w:rPr>
+        <w:t>,</w:t>
       </w:r>
     </w:p>
     <w:p>
@@ -4067,7 +6093,61 @@
           <w:sz w:val="16"/>
           <w:szCs w:val="16"/>
         </w:rPr>
-        <w:t xml:space="preserve">    res.json({ id: updated._id, role: updated.role })</w:t>
+        <w:t xml:space="preserve">    </w:t>
+      </w:r>
+      <w:proofErr w:type="spellStart"/>
+      <w:r>
+        <w:rPr>
+          <w:rFonts w:ascii="Consolas" w:hAnsi="Consolas"/>
+          <w:sz w:val="16"/>
+          <w:szCs w:val="16"/>
+        </w:rPr>
+        <w:t>res.json</w:t>
+      </w:r>
+      <w:proofErr w:type="spellEnd"/>
+      <w:r>
+        <w:rPr>
+          <w:rFonts w:ascii="Consolas" w:hAnsi="Consolas"/>
+          <w:sz w:val="16"/>
+          <w:szCs w:val="16"/>
+        </w:rPr>
+        <w:t xml:space="preserve">({ id: </w:t>
+      </w:r>
+      <w:proofErr w:type="spellStart"/>
+      <w:r>
+        <w:rPr>
+          <w:rFonts w:ascii="Consolas" w:hAnsi="Consolas"/>
+          <w:sz w:val="16"/>
+          <w:szCs w:val="16"/>
+        </w:rPr>
+        <w:t>updated._id</w:t>
+      </w:r>
+      <w:proofErr w:type="spellEnd"/>
+      <w:r>
+        <w:rPr>
+          <w:rFonts w:ascii="Consolas" w:hAnsi="Consolas"/>
+          <w:sz w:val="16"/>
+          <w:szCs w:val="16"/>
+        </w:rPr>
+        <w:t xml:space="preserve">, role: </w:t>
+      </w:r>
+      <w:proofErr w:type="spellStart"/>
+      <w:r>
+        <w:rPr>
+          <w:rFonts w:ascii="Consolas" w:hAnsi="Consolas"/>
+          <w:sz w:val="16"/>
+          <w:szCs w:val="16"/>
+        </w:rPr>
+        <w:t>updated.role</w:t>
+      </w:r>
+      <w:proofErr w:type="spellEnd"/>
+      <w:r>
+        <w:rPr>
+          <w:rFonts w:ascii="Consolas" w:hAnsi="Consolas"/>
+          <w:sz w:val="16"/>
+          <w:szCs w:val="16"/>
+        </w:rPr>
+        <w:t xml:space="preserve"> })</w:t>
       </w:r>
     </w:p>
     <w:p>
@@ -4081,6 +6161,7 @@
           <w:sz w:val="16"/>
           <w:szCs w:val="16"/>
         </w:rPr>
+        <w:lastRenderedPageBreak/>
         <w:t xml:space="preserve">  } catch (err) {</w:t>
       </w:r>
     </w:p>
@@ -4095,7 +6176,43 @@
           <w:sz w:val="16"/>
           <w:szCs w:val="16"/>
         </w:rPr>
-        <w:t xml:space="preserve">    res.status(500).json({ error: 'Failed to update role.' })</w:t>
+        <w:t xml:space="preserve">    </w:t>
+      </w:r>
+      <w:proofErr w:type="spellStart"/>
+      <w:r>
+        <w:rPr>
+          <w:rFonts w:ascii="Consolas" w:hAnsi="Consolas"/>
+          <w:sz w:val="16"/>
+          <w:szCs w:val="16"/>
+        </w:rPr>
+        <w:t>res.status</w:t>
+      </w:r>
+      <w:proofErr w:type="spellEnd"/>
+      <w:r>
+        <w:rPr>
+          <w:rFonts w:ascii="Consolas" w:hAnsi="Consolas"/>
+          <w:sz w:val="16"/>
+          <w:szCs w:val="16"/>
+        </w:rPr>
+        <w:t>(500).</w:t>
+      </w:r>
+      <w:proofErr w:type="spellStart"/>
+      <w:r>
+        <w:rPr>
+          <w:rFonts w:ascii="Consolas" w:hAnsi="Consolas"/>
+          <w:sz w:val="16"/>
+          <w:szCs w:val="16"/>
+        </w:rPr>
+        <w:t>json</w:t>
+      </w:r>
+      <w:proofErr w:type="spellEnd"/>
+      <w:r>
+        <w:rPr>
+          <w:rFonts w:ascii="Consolas" w:hAnsi="Consolas"/>
+          <w:sz w:val="16"/>
+          <w:szCs w:val="16"/>
+        </w:rPr>
+        <w:t>({ error: 'Failed to update role.' })</w:t>
       </w:r>
     </w:p>
     <w:p>
@@ -4123,7 +6240,7 @@
           <w:sz w:val="16"/>
           <w:szCs w:val="16"/>
         </w:rPr>
-        <w:t xml:space="preserve">}</w:t>
+        <w:t>}</w:t>
       </w:r>
     </w:p>
     <w:p/>
@@ -4152,7 +6269,7 @@
           <w:sz w:val="16"/>
           <w:szCs w:val="16"/>
         </w:rPr>
-        <w:t xml:space="preserve">const mongoose = require('mongoose')</w:t>
+        <w:t>const mongoose = require('mongoose')</w:t>
       </w:r>
     </w:p>
     <w:p>
@@ -4180,7 +6297,43 @@
           <w:sz w:val="16"/>
           <w:szCs w:val="16"/>
         </w:rPr>
-        <w:t xml:space="preserve">const auditLogSchema = new mongoose.Schema({</w:t>
+        <w:t xml:space="preserve">const </w:t>
+      </w:r>
+      <w:proofErr w:type="spellStart"/>
+      <w:r>
+        <w:rPr>
+          <w:rFonts w:ascii="Consolas" w:hAnsi="Consolas"/>
+          <w:sz w:val="16"/>
+          <w:szCs w:val="16"/>
+        </w:rPr>
+        <w:t>auditLogSchema</w:t>
+      </w:r>
+      <w:proofErr w:type="spellEnd"/>
+      <w:r>
+        <w:rPr>
+          <w:rFonts w:ascii="Consolas" w:hAnsi="Consolas"/>
+          <w:sz w:val="16"/>
+          <w:szCs w:val="16"/>
+        </w:rPr>
+        <w:t xml:space="preserve"> = new </w:t>
+      </w:r>
+      <w:proofErr w:type="spellStart"/>
+      <w:r>
+        <w:rPr>
+          <w:rFonts w:ascii="Consolas" w:hAnsi="Consolas"/>
+          <w:sz w:val="16"/>
+          <w:szCs w:val="16"/>
+        </w:rPr>
+        <w:t>mongoose.Schema</w:t>
+      </w:r>
+      <w:proofErr w:type="spellEnd"/>
+      <w:r>
+        <w:rPr>
+          <w:rFonts w:ascii="Consolas" w:hAnsi="Consolas"/>
+          <w:sz w:val="16"/>
+          <w:szCs w:val="16"/>
+        </w:rPr>
+        <w:t>({</w:t>
       </w:r>
     </w:p>
     <w:p>
@@ -4194,7 +6347,43 @@
           <w:sz w:val="16"/>
           <w:szCs w:val="16"/>
         </w:rPr>
-        <w:t xml:space="preserve">  action: { type: String, enum: ['role_change'], required: true },</w:t>
+        <w:t xml:space="preserve">  action: { type: String, </w:t>
+      </w:r>
+      <w:proofErr w:type="spellStart"/>
+      <w:r>
+        <w:rPr>
+          <w:rFonts w:ascii="Consolas" w:hAnsi="Consolas"/>
+          <w:sz w:val="16"/>
+          <w:szCs w:val="16"/>
+        </w:rPr>
+        <w:t>enum</w:t>
+      </w:r>
+      <w:proofErr w:type="spellEnd"/>
+      <w:r>
+        <w:rPr>
+          <w:rFonts w:ascii="Consolas" w:hAnsi="Consolas"/>
+          <w:sz w:val="16"/>
+          <w:szCs w:val="16"/>
+        </w:rPr>
+        <w:t>: ['</w:t>
+      </w:r>
+      <w:proofErr w:type="spellStart"/>
+      <w:r>
+        <w:rPr>
+          <w:rFonts w:ascii="Consolas" w:hAnsi="Consolas"/>
+          <w:sz w:val="16"/>
+          <w:szCs w:val="16"/>
+        </w:rPr>
+        <w:t>role_change</w:t>
+      </w:r>
+      <w:proofErr w:type="spellEnd"/>
+      <w:r>
+        <w:rPr>
+          <w:rFonts w:ascii="Consolas" w:hAnsi="Consolas"/>
+          <w:sz w:val="16"/>
+          <w:szCs w:val="16"/>
+        </w:rPr>
+        <w:t>'], required: true },</w:t>
       </w:r>
     </w:p>
     <w:p>
@@ -4208,7 +6397,43 @@
           <w:sz w:val="16"/>
           <w:szCs w:val="16"/>
         </w:rPr>
-        <w:t xml:space="preserve">  performedBy: { type: mongoose.Schema.Types.ObjectId, ref: 'User', required: true },</w:t>
+        <w:t xml:space="preserve">  </w:t>
+      </w:r>
+      <w:proofErr w:type="spellStart"/>
+      <w:r>
+        <w:rPr>
+          <w:rFonts w:ascii="Consolas" w:hAnsi="Consolas"/>
+          <w:sz w:val="16"/>
+          <w:szCs w:val="16"/>
+        </w:rPr>
+        <w:t>performedBy</w:t>
+      </w:r>
+      <w:proofErr w:type="spellEnd"/>
+      <w:r>
+        <w:rPr>
+          <w:rFonts w:ascii="Consolas" w:hAnsi="Consolas"/>
+          <w:sz w:val="16"/>
+          <w:szCs w:val="16"/>
+        </w:rPr>
+        <w:t xml:space="preserve">: { type: </w:t>
+      </w:r>
+      <w:proofErr w:type="spellStart"/>
+      <w:r>
+        <w:rPr>
+          <w:rFonts w:ascii="Consolas" w:hAnsi="Consolas"/>
+          <w:sz w:val="16"/>
+          <w:szCs w:val="16"/>
+        </w:rPr>
+        <w:t>mongoose.Schema.Types.ObjectId</w:t>
+      </w:r>
+      <w:proofErr w:type="spellEnd"/>
+      <w:r>
+        <w:rPr>
+          <w:rFonts w:ascii="Consolas" w:hAnsi="Consolas"/>
+          <w:sz w:val="16"/>
+          <w:szCs w:val="16"/>
+        </w:rPr>
+        <w:t>, ref: 'User', required: true },</w:t>
       </w:r>
     </w:p>
     <w:p>
@@ -4222,7 +6447,43 @@
           <w:sz w:val="16"/>
           <w:szCs w:val="16"/>
         </w:rPr>
-        <w:t xml:space="preserve">  targetUser: { type: mongoose.Schema.Types.ObjectId, ref: 'User', required: true },</w:t>
+        <w:t xml:space="preserve">  </w:t>
+      </w:r>
+      <w:proofErr w:type="spellStart"/>
+      <w:r>
+        <w:rPr>
+          <w:rFonts w:ascii="Consolas" w:hAnsi="Consolas"/>
+          <w:sz w:val="16"/>
+          <w:szCs w:val="16"/>
+        </w:rPr>
+        <w:t>targetUser</w:t>
+      </w:r>
+      <w:proofErr w:type="spellEnd"/>
+      <w:r>
+        <w:rPr>
+          <w:rFonts w:ascii="Consolas" w:hAnsi="Consolas"/>
+          <w:sz w:val="16"/>
+          <w:szCs w:val="16"/>
+        </w:rPr>
+        <w:t xml:space="preserve">: { type: </w:t>
+      </w:r>
+      <w:proofErr w:type="spellStart"/>
+      <w:r>
+        <w:rPr>
+          <w:rFonts w:ascii="Consolas" w:hAnsi="Consolas"/>
+          <w:sz w:val="16"/>
+          <w:szCs w:val="16"/>
+        </w:rPr>
+        <w:t>mongoose.Schema.Types.ObjectId</w:t>
+      </w:r>
+      <w:proofErr w:type="spellEnd"/>
+      <w:r>
+        <w:rPr>
+          <w:rFonts w:ascii="Consolas" w:hAnsi="Consolas"/>
+          <w:sz w:val="16"/>
+          <w:szCs w:val="16"/>
+        </w:rPr>
+        <w:t>, ref: 'User', required: true },</w:t>
       </w:r>
     </w:p>
     <w:p>
@@ -4236,7 +6497,25 @@
           <w:sz w:val="16"/>
           <w:szCs w:val="16"/>
         </w:rPr>
-        <w:t xml:space="preserve">  previousRole: { type: String, required: true },</w:t>
+        <w:t xml:space="preserve">  </w:t>
+      </w:r>
+      <w:proofErr w:type="spellStart"/>
+      <w:r>
+        <w:rPr>
+          <w:rFonts w:ascii="Consolas" w:hAnsi="Consolas"/>
+          <w:sz w:val="16"/>
+          <w:szCs w:val="16"/>
+        </w:rPr>
+        <w:t>previousRole</w:t>
+      </w:r>
+      <w:proofErr w:type="spellEnd"/>
+      <w:r>
+        <w:rPr>
+          <w:rFonts w:ascii="Consolas" w:hAnsi="Consolas"/>
+          <w:sz w:val="16"/>
+          <w:szCs w:val="16"/>
+        </w:rPr>
+        <w:t>: { type: String, required: true },</w:t>
       </w:r>
     </w:p>
     <w:p>
@@ -4250,7 +6529,25 @@
           <w:sz w:val="16"/>
           <w:szCs w:val="16"/>
         </w:rPr>
-        <w:t xml:space="preserve">  newRole: { type: String, required: true },</w:t>
+        <w:t xml:space="preserve">  </w:t>
+      </w:r>
+      <w:proofErr w:type="spellStart"/>
+      <w:r>
+        <w:rPr>
+          <w:rFonts w:ascii="Consolas" w:hAnsi="Consolas"/>
+          <w:sz w:val="16"/>
+          <w:szCs w:val="16"/>
+        </w:rPr>
+        <w:t>newRole</w:t>
+      </w:r>
+      <w:proofErr w:type="spellEnd"/>
+      <w:r>
+        <w:rPr>
+          <w:rFonts w:ascii="Consolas" w:hAnsi="Consolas"/>
+          <w:sz w:val="16"/>
+          <w:szCs w:val="16"/>
+        </w:rPr>
+        <w:t>: { type: String, required: true },</w:t>
       </w:r>
     </w:p>
     <w:p>
@@ -4264,7 +6561,7 @@
           <w:sz w:val="16"/>
           <w:szCs w:val="16"/>
         </w:rPr>
-        <w:t xml:space="preserve">}, {</w:t>
+        <w:t>}, {</w:t>
       </w:r>
     </w:p>
     <w:p>
@@ -4278,7 +6575,61 @@
           <w:sz w:val="16"/>
           <w:szCs w:val="16"/>
         </w:rPr>
-        <w:t xml:space="preserve">  timestamps: { createdAt: 'created_at', updatedAt: false },</w:t>
+        <w:t xml:space="preserve">  timestamps: { </w:t>
+      </w:r>
+      <w:proofErr w:type="spellStart"/>
+      <w:r>
+        <w:rPr>
+          <w:rFonts w:ascii="Consolas" w:hAnsi="Consolas"/>
+          <w:sz w:val="16"/>
+          <w:szCs w:val="16"/>
+        </w:rPr>
+        <w:t>createdAt</w:t>
+      </w:r>
+      <w:proofErr w:type="spellEnd"/>
+      <w:r>
+        <w:rPr>
+          <w:rFonts w:ascii="Consolas" w:hAnsi="Consolas"/>
+          <w:sz w:val="16"/>
+          <w:szCs w:val="16"/>
+        </w:rPr>
+        <w:t>: '</w:t>
+      </w:r>
+      <w:proofErr w:type="spellStart"/>
+      <w:r>
+        <w:rPr>
+          <w:rFonts w:ascii="Consolas" w:hAnsi="Consolas"/>
+          <w:sz w:val="16"/>
+          <w:szCs w:val="16"/>
+        </w:rPr>
+        <w:t>created_at</w:t>
+      </w:r>
+      <w:proofErr w:type="spellEnd"/>
+      <w:r>
+        <w:rPr>
+          <w:rFonts w:ascii="Consolas" w:hAnsi="Consolas"/>
+          <w:sz w:val="16"/>
+          <w:szCs w:val="16"/>
+        </w:rPr>
+        <w:t xml:space="preserve">', </w:t>
+      </w:r>
+      <w:proofErr w:type="spellStart"/>
+      <w:r>
+        <w:rPr>
+          <w:rFonts w:ascii="Consolas" w:hAnsi="Consolas"/>
+          <w:sz w:val="16"/>
+          <w:szCs w:val="16"/>
+        </w:rPr>
+        <w:t>updatedAt</w:t>
+      </w:r>
+      <w:proofErr w:type="spellEnd"/>
+      <w:r>
+        <w:rPr>
+          <w:rFonts w:ascii="Consolas" w:hAnsi="Consolas"/>
+          <w:sz w:val="16"/>
+          <w:szCs w:val="16"/>
+        </w:rPr>
+        <w:t>: false },</w:t>
       </w:r>
     </w:p>
     <w:p>
@@ -4292,7 +6643,7 @@
           <w:sz w:val="16"/>
           <w:szCs w:val="16"/>
         </w:rPr>
-        <w:t xml:space="preserve">})</w:t>
+        <w:t>})</w:t>
       </w:r>
     </w:p>
     <w:p>
@@ -4314,13 +6665,77 @@
         <w:shd w:val="clear" w:color="auto" w:fill="F3F1FF"/>
         <w:spacing w:after="0"/>
       </w:pPr>
-      <w:r>
-        <w:rPr>
-          <w:rFonts w:ascii="Consolas" w:hAnsi="Consolas"/>
-          <w:sz w:val="16"/>
-          <w:szCs w:val="16"/>
-        </w:rPr>
-        <w:t xml:space="preserve">module.exports = mongoose.model('AuditLog', auditLogSchema)</w:t>
+      <w:proofErr w:type="spellStart"/>
+      <w:r>
+        <w:rPr>
+          <w:rFonts w:ascii="Consolas" w:hAnsi="Consolas"/>
+          <w:sz w:val="16"/>
+          <w:szCs w:val="16"/>
+        </w:rPr>
+        <w:t>module.exports</w:t>
+      </w:r>
+      <w:proofErr w:type="spellEnd"/>
+      <w:r>
+        <w:rPr>
+          <w:rFonts w:ascii="Consolas" w:hAnsi="Consolas"/>
+          <w:sz w:val="16"/>
+          <w:szCs w:val="16"/>
+        </w:rPr>
+        <w:t xml:space="preserve"> = </w:t>
+      </w:r>
+      <w:proofErr w:type="spellStart"/>
+      <w:r>
+        <w:rPr>
+          <w:rFonts w:ascii="Consolas" w:hAnsi="Consolas"/>
+          <w:sz w:val="16"/>
+          <w:szCs w:val="16"/>
+        </w:rPr>
+        <w:t>mongoose.model</w:t>
+      </w:r>
+      <w:proofErr w:type="spellEnd"/>
+      <w:r>
+        <w:rPr>
+          <w:rFonts w:ascii="Consolas" w:hAnsi="Consolas"/>
+          <w:sz w:val="16"/>
+          <w:szCs w:val="16"/>
+        </w:rPr>
+        <w:t>('</w:t>
+      </w:r>
+      <w:proofErr w:type="spellStart"/>
+      <w:r>
+        <w:rPr>
+          <w:rFonts w:ascii="Consolas" w:hAnsi="Consolas"/>
+          <w:sz w:val="16"/>
+          <w:szCs w:val="16"/>
+        </w:rPr>
+        <w:t>AuditLog</w:t>
+      </w:r>
+      <w:proofErr w:type="spellEnd"/>
+      <w:r>
+        <w:rPr>
+          <w:rFonts w:ascii="Consolas" w:hAnsi="Consolas"/>
+          <w:sz w:val="16"/>
+          <w:szCs w:val="16"/>
+        </w:rPr>
+        <w:t xml:space="preserve">', </w:t>
+      </w:r>
+      <w:proofErr w:type="spellStart"/>
+      <w:r>
+        <w:rPr>
+          <w:rFonts w:ascii="Consolas" w:hAnsi="Consolas"/>
+          <w:sz w:val="16"/>
+          <w:szCs w:val="16"/>
+        </w:rPr>
+        <w:t>auditLogSchema</w:t>
+      </w:r>
+      <w:proofErr w:type="spellEnd"/>
+      <w:r>
+        <w:rPr>
+          <w:rFonts w:ascii="Consolas" w:hAnsi="Consolas"/>
+          <w:sz w:val="16"/>
+          <w:szCs w:val="16"/>
+        </w:rPr>
+        <w:t>)</w:t>
       </w:r>
     </w:p>
     <w:p/>
@@ -4347,8 +6762,11 @@
         <w:jc w:val="center"/>
       </w:pPr>
       <w:r>
+        <w:rPr>
+          <w:noProof/>
+        </w:rPr>
         <w:drawing>
-          <wp:inline distT="0" distB="0" distL="0" distR="0">
+          <wp:inline distT="0" distB="0" distL="0" distR="0" wp14:anchorId="3C47C27B" wp14:editId="27FCBF61">
             <wp:extent cx="5486400" cy="3856419"/>
             <wp:effectExtent l="0" t="0" r="0" b="0"/>
             <wp:docPr id="201" name="shot_login"/>
@@ -4363,7 +6781,7 @@
                     <pic:cNvPicPr/>
                   </pic:nvPicPr>
                   <pic:blipFill>
-                    <a:blip r:embed="rIdshot_login"/>
+                    <a:blip r:embed="rId11"/>
                     <a:stretch>
                       <a:fillRect/>
                     </a:stretch>
@@ -4404,8 +6822,12 @@
         <w:jc w:val="center"/>
       </w:pPr>
       <w:r>
+        <w:rPr>
+          <w:noProof/>
+        </w:rPr>
+        <w:lastRenderedPageBreak/>
         <w:drawing>
-          <wp:inline distT="0" distB="0" distL="0" distR="0">
+          <wp:inline distT="0" distB="0" distL="0" distR="0" wp14:anchorId="2646B42C" wp14:editId="017ABDDA">
             <wp:extent cx="5486400" cy="5205526"/>
             <wp:effectExtent l="0" t="0" r="0" b="0"/>
             <wp:docPr id="202" name="shot_signup"/>
@@ -4420,7 +6842,7 @@
                     <pic:cNvPicPr/>
                   </pic:nvPicPr>
                   <pic:blipFill>
-                    <a:blip r:embed="rIdshot_signup"/>
+                    <a:blip r:embed="rId12"/>
                     <a:stretch>
                       <a:fillRect/>
                     </a:stretch>
@@ -4461,8 +6883,11 @@
         <w:jc w:val="center"/>
       </w:pPr>
       <w:r>
+        <w:rPr>
+          <w:noProof/>
+        </w:rPr>
         <w:drawing>
-          <wp:inline distT="0" distB="0" distL="0" distR="0">
+          <wp:inline distT="0" distB="0" distL="0" distR="0" wp14:anchorId="5CD1FAB5" wp14:editId="7E8BD987">
             <wp:extent cx="5486400" cy="2478743"/>
             <wp:effectExtent l="0" t="0" r="0" b="0"/>
             <wp:docPr id="203" name="shot_notes"/>
@@ -4477,7 +6902,7 @@
                     <pic:cNvPicPr/>
                   </pic:nvPicPr>
                   <pic:blipFill>
-                    <a:blip r:embed="rIdshot_notes"/>
+                    <a:blip r:embed="rId13"/>
                     <a:stretch>
                       <a:fillRect/>
                     </a:stretch>
@@ -4518,8 +6943,11 @@
         <w:jc w:val="center"/>
       </w:pPr>
       <w:r>
+        <w:rPr>
+          <w:noProof/>
+        </w:rPr>
         <w:drawing>
-          <wp:inline distT="0" distB="0" distL="0" distR="0">
+          <wp:inline distT="0" distB="0" distL="0" distR="0" wp14:anchorId="56250B4D" wp14:editId="662F5B2B">
             <wp:extent cx="5486400" cy="2643499"/>
             <wp:effectExtent l="0" t="0" r="0" b="0"/>
             <wp:docPr id="204" name="shot_overview"/>
@@ -4534,7 +6962,7 @@
                     <pic:cNvPicPr/>
                   </pic:nvPicPr>
                   <pic:blipFill>
-                    <a:blip r:embed="rIdshot_overview"/>
+                    <a:blip r:embed="rId14"/>
                     <a:stretch>
                       <a:fillRect/>
                     </a:stretch>
@@ -4575,8 +7003,12 @@
         <w:jc w:val="center"/>
       </w:pPr>
       <w:r>
+        <w:rPr>
+          <w:noProof/>
+        </w:rPr>
+        <w:lastRenderedPageBreak/>
         <w:drawing>
-          <wp:inline distT="0" distB="0" distL="0" distR="0">
+          <wp:inline distT="0" distB="0" distL="0" distR="0" wp14:anchorId="41C9646D" wp14:editId="661E8156">
             <wp:extent cx="5486400" cy="2612403"/>
             <wp:effectExtent l="0" t="0" r="0" b="0"/>
             <wp:docPr id="205" name="shot_users"/>
@@ -4591,7 +7023,7 @@
                     <pic:cNvPicPr/>
                   </pic:nvPicPr>
                   <pic:blipFill>
-                    <a:blip r:embed="rIdshot_users"/>
+                    <a:blip r:embed="rId15"/>
                     <a:stretch>
                       <a:fillRect/>
                     </a:stretch>
@@ -4632,8 +7064,11 @@
         <w:jc w:val="center"/>
       </w:pPr>
       <w:r>
+        <w:rPr>
+          <w:noProof/>
+        </w:rPr>
         <w:drawing>
-          <wp:inline distT="0" distB="0" distL="0" distR="0">
+          <wp:inline distT="0" distB="0" distL="0" distR="0" wp14:anchorId="3B54B4FB" wp14:editId="3BAFDAE0">
             <wp:extent cx="5486400" cy="2175145"/>
             <wp:effectExtent l="0" t="0" r="0" b="0"/>
             <wp:docPr id="206" name="shot_audit"/>
@@ -4648,7 +7083,7 @@
                     <pic:cNvPicPr/>
                   </pic:nvPicPr>
                   <pic:blipFill>
-                    <a:blip r:embed="rIdshot_audit"/>
+                    <a:blip r:embed="rId16"/>
                     <a:stretch>
                       <a:fillRect/>
                     </a:stretch>
@@ -4685,8 +7120,8 @@
     </w:p>
     <w:p/>
     <w:sectPr>
-      <w:headerReference w:type="default" r:id="rId7"/>
-      <w:footerReference w:type="default" r:id="rId8"/>
+      <w:headerReference w:type="default" r:id="rId17"/>
+      <w:footerReference w:type="default" r:id="rId18"/>
       <w:pgSz w:w="12240" w:h="15840"/>
       <w:pgMar w:top="1440" w:right="1440" w:bottom="1440" w:left="1440" w:header="720" w:footer="720" w:gutter="360"/>
       <w:cols w:space="720"/>
@@ -4798,6 +7233,7 @@
     <w:pPr>
       <w:jc w:val="center"/>
     </w:pPr>
+    <w:proofErr w:type="spellStart"/>
     <w:r>
       <w:rPr>
         <w:sz w:val="20"/>
@@ -4805,6 +7241,7 @@
       </w:rPr>
       <w:t>NoteNest</w:t>
     </w:r>
+    <w:proofErr w:type="spellEnd"/>
   </w:p>
 </w:hdr>
 </file>
